--- a/public/examples/Applied-Data-Literacy-Capstone-Brief.docx
+++ b/public/examples/Applied-Data-Literacy-Capstone-Brief.docx
@@ -4,179 +4,119 @@
   <w:body>
     <w:p>
       <w:pPr>
-        <w:spacing w:after="480"/>
-      </w:pPr>
-    </w:p>
-    <w:p>
-      <w:pPr>
-        <w:spacing w:after="60"/>
+        <w:spacing w:before="1440"/>
+        <w:jc w:val="center"/>
       </w:pPr>
       <w:r>
         <w:rPr>
-          <w:rFonts w:ascii="Aptos" w:hAnsi="Aptos"/>
           <w:b/>
-          <w:color w:val="EAB83E"/>
-          <w:sz w:val="16"/>
+          <w:color w:val="123B52"/>
+          <w:sz w:val="36"/>
         </w:rPr>
-        <w:t>ILLUSTRATIVE COURSE • CAPSTONE ASSESSMENT</w:t>
+        <w:t>UCC</w:t>
       </w:r>
     </w:p>
     <w:p>
       <w:pPr>
         <w:pStyle w:val="Title"/>
-        <w:spacing w:after="160"/>
+        <w:jc w:val="center"/>
       </w:pPr>
       <w:r>
-        <w:t>Evidence-based decision brief</w:t>
-      </w:r>
-    </w:p>
-    <w:p>
-      <w:pPr>
-        <w:spacing w:after="360"/>
-      </w:pPr>
-      <w:r>
-        <w:rPr>
-          <w:color w:val="5F7383"/>
-          <w:sz w:val="26"/>
-        </w:rPr>
-        <w:t>Applied Data Literacy for Evidence-Based Decision-Making</w:t>
-      </w:r>
-    </w:p>
-    <w:p>
-      <w:pPr>
-        <w:spacing w:before="100" w:after="140"/>
-        <w:ind w:left="85" w:right="85"/>
-        <w:shd w:fill="FFF7DD"/>
-        <w:pBdr>
-          <w:left w:val="single" w:sz="22" w:space="8" w:color="EAB83E"/>
-        </w:pBdr>
-      </w:pPr>
-      <w:r>
-        <w:rPr>
-          <w:b/>
-          <w:color w:val="0B2E4F"/>
-          <w:sz w:val="20"/>
-        </w:rPr>
-        <w:t>A worked model—not a prescribed course</w:t>
-        <w:br/>
-      </w:r>
-      <w:r>
-        <w:rPr>
-          <w:sz w:val="18"/>
-        </w:rPr>
-        <w:t>Every field is filled to show the expected level of clarity. Facilitators should adapt the evidence, content, dates and assessment to their own discipline and obtain academic approval before delivery.</w:t>
+        <w:t>Applied Data Literacy Capstone Brief</w:t>
       </w:r>
     </w:p>
     <w:p>
       <w:pPr>
         <w:spacing w:after="560"/>
+        <w:jc w:val="center"/>
       </w:pPr>
+      <w:r>
+        <w:rPr>
+          <w:color w:val="1C7A73"/>
+          <w:sz w:val="26"/>
+        </w:rPr>
+        <w:t>Illustrative learner assessment</w:t>
+      </w:r>
     </w:p>
     <w:p>
       <w:pPr>
-        <w:jc w:val="right"/>
+        <w:jc w:val="center"/>
       </w:pPr>
       <w:r>
         <w:rPr>
           <w:b/>
-          <w:color w:val="177E78"/>
         </w:rPr>
-        <w:t>Editable learner brief • Illustrative content</w:t>
+        <w:t xml:space="preserve">Prepared for: </w:t>
+      </w:r>
+      <w:r>
+        <w:t>Learners in the illustrative microcredential</w:t>
       </w:r>
     </w:p>
     <w:p>
       <w:pPr>
-        <w:pStyle w:val="Heading2"/>
+        <w:jc w:val="center"/>
       </w:pPr>
       <w:r>
-        <w:t>The challenge</w:t>
+        <w:rPr>
+          <w:b/>
+        </w:rPr>
+        <w:t xml:space="preserve">Institution: </w:t>
+      </w:r>
+      <w:r>
+        <w:t>University of Cape Coast</w:t>
+      </w:r>
+    </w:p>
+    <w:p>
+      <w:pPr>
+        <w:jc w:val="center"/>
+      </w:pPr>
+      <w:r>
+        <w:rPr>
+          <w:b/>
+        </w:rPr>
+        <w:t xml:space="preserve">Version: </w:t>
+      </w:r>
+      <w:r>
+        <w:t>September 2026</w:t>
       </w:r>
     </w:p>
     <w:p>
       <w:r>
-        <w:t>Use the supplied community-indicators case pack or a facilitator-approved dataset to answer one practical decision question for a named audience. Your submission must show how you moved from source data to a responsible recommendation.</w:t>
+        <w:br w:type="page"/>
       </w:r>
     </w:p>
     <w:p>
       <w:pPr>
-        <w:spacing w:before="100" w:after="140"/>
-        <w:ind w:left="85" w:right="85"/>
-        <w:shd w:fill="E9F6F4"/>
-        <w:pBdr>
-          <w:left w:val="single" w:sz="22" w:space="8" w:color="177E78"/>
-        </w:pBdr>
+        <w:pStyle w:val="Heading1"/>
       </w:pPr>
       <w:r>
-        <w:rPr>
-          <w:b/>
-          <w:color w:val="0B2E4F"/>
-          <w:sz w:val="20"/>
-        </w:rPr>
-        <w:t>Required submission</w:t>
-        <w:br/>
+        <w:t>Assessment purpose</w:t>
       </w:r>
+    </w:p>
+    <w:p>
       <w:r>
-        <w:rPr>
-          <w:sz w:val="18"/>
-        </w:rPr>
-        <w:t>One evidence portfolio containing the cleaned dataset, reproducible notebook, accessible chart, 500-word decision brief, cleaning log, references, reflection and oral verification.</w:t>
+        <w:t>Answer one approved local decision question using a small dataset. Produce a traceable evidence package that another person can inspect, understand and reproduce. Your recommendation must match the strength and limitations of the evidence.</w:t>
       </w:r>
     </w:p>
     <w:p>
       <w:pPr>
-        <w:pStyle w:val="Heading2"/>
+        <w:pStyle w:val="Heading1"/>
       </w:pPr>
       <w:r>
-        <w:t>Choose one decision question</w:t>
-      </w:r>
-    </w:p>
-    <w:p>
-      <w:pPr>
-        <w:pStyle w:val="ListBullet"/>
-        <w:spacing w:after="40"/>
-      </w:pPr>
-      <w:r>
-        <w:t>Which learner-support channel should receive additional attention next month?</w:t>
-      </w:r>
-    </w:p>
-    <w:p>
-      <w:pPr>
-        <w:pStyle w:val="ListBullet"/>
-        <w:spacing w:after="40"/>
-      </w:pPr>
-      <w:r>
-        <w:t>Which locality or service group needs further investigation before resources are allocated?</w:t>
-      </w:r>
-    </w:p>
-    <w:p>
-      <w:pPr>
-        <w:pStyle w:val="ListBullet"/>
-        <w:spacing w:after="40"/>
-      </w:pPr>
-      <w:r>
-        <w:t>What change can be recommended from the evidence without overstating what the data proves?</w:t>
-      </w:r>
-    </w:p>
-    <w:p>
-      <w:pPr>
-        <w:pStyle w:val="Heading2"/>
-      </w:pPr>
-      <w:r>
-        <w:t>Evidence checklist</w:t>
+        <w:t>Required evidence</w:t>
       </w:r>
     </w:p>
     <w:tbl>
       <w:tblPr>
-        <w:tblStyle w:val="TableGrid"/>
-        <w:tblW w:type="dxa" w:w="8958"/>
+        <w:tblW w:type="auto" w:w="0"/>
         <w:jc w:val="center"/>
         <w:tblLayout w:type="fixed"/>
         <w:tblLook w:firstColumn="1" w:firstRow="1" w:lastColumn="0" w:lastRow="0" w:noHBand="0" w:noVBand="1" w:val="04A0"/>
-        <w:tblInd w:w="130" w:type="dxa"/>
       </w:tblPr>
       <w:tblGrid>
-        <w:gridCol w:w="2438"/>
-        <w:gridCol w:w="6520"/>
+        <w:gridCol w:w="3389"/>
+        <w:gridCol w:w="3389"/>
+        <w:gridCol w:w="3389"/>
       </w:tblGrid>
       <w:tr>
         <w:trPr>
@@ -184,12 +124,20 @@
         </w:trPr>
         <w:tc>
           <w:tcPr>
-            <w:tcW w:type="dxa" w:w="2438"/>
-            <w:shd w:fill="0B2E4F"/>
+            <w:tcW w:type="dxa" w:w="1944"/>
+            <w:shd w:fill="123B52"/>
+            <w:tcBorders>
+              <w:top w:val="single" w:sz="6" w:color="D9D9D9"/>
+              <w:left w:val="single" w:sz="6" w:color="D9D9D9"/>
+              <w:bottom w:val="single" w:sz="6" w:color="D9D9D9"/>
+              <w:right w:val="single" w:sz="6" w:color="D9D9D9"/>
+              <w:insideH w:val="single" w:sz="6" w:color="D9D9D9"/>
+              <w:insideV w:val="single" w:sz="6" w:color="D9D9D9"/>
+            </w:tcBorders>
             <w:tcMar>
-              <w:top w:w="110" w:type="dxa"/>
+              <w:top w:w="120" w:type="dxa"/>
               <w:start w:w="130" w:type="dxa"/>
-              <w:bottom w:w="110" w:type="dxa"/>
+              <w:bottom w:w="120" w:type="dxa"/>
               <w:end w:w="130" w:type="dxa"/>
             </w:tcMar>
             <w:vAlign w:val="center"/>
@@ -202,20 +150,28 @@
               <w:rPr>
                 <w:b/>
                 <w:color w:val="FFFFFF"/>
-                <w:sz w:val="17"/>
+                <w:sz w:val="18"/>
               </w:rPr>
-              <w:t>Evidence</w:t>
+              <w:t>Item</w:t>
             </w:r>
           </w:p>
         </w:tc>
         <w:tc>
           <w:tcPr>
-            <w:tcW w:type="dxa" w:w="6520"/>
-            <w:shd w:fill="0B2E4F"/>
+            <w:tcW w:type="dxa" w:w="3960"/>
+            <w:shd w:fill="123B52"/>
+            <w:tcBorders>
+              <w:top w:val="single" w:sz="6" w:color="D9D9D9"/>
+              <w:left w:val="single" w:sz="6" w:color="D9D9D9"/>
+              <w:bottom w:val="single" w:sz="6" w:color="D9D9D9"/>
+              <w:right w:val="single" w:sz="6" w:color="D9D9D9"/>
+              <w:insideH w:val="single" w:sz="6" w:color="D9D9D9"/>
+              <w:insideV w:val="single" w:sz="6" w:color="D9D9D9"/>
+            </w:tcBorders>
             <w:tcMar>
-              <w:top w:w="110" w:type="dxa"/>
+              <w:top w:w="120" w:type="dxa"/>
               <w:start w:w="130" w:type="dxa"/>
-              <w:bottom w:w="110" w:type="dxa"/>
+              <w:bottom w:w="120" w:type="dxa"/>
               <w:end w:w="130" w:type="dxa"/>
             </w:tcMar>
             <w:vAlign w:val="center"/>
@@ -228,456 +184,28 @@
               <w:rPr>
                 <w:b/>
                 <w:color w:val="FFFFFF"/>
-                <w:sz w:val="17"/>
+                <w:sz w:val="18"/>
               </w:rPr>
-              <w:t>Minimum requirement</w:t>
-            </w:r>
-          </w:p>
-        </w:tc>
-      </w:tr>
-      <w:tr>
-        <w:tc>
-          <w:tcPr>
-            <w:tcW w:type="dxa" w:w="2438"/>
-            <w:shd w:fill="FFFFFF"/>
-            <w:tcMar>
-              <w:top w:w="110" w:type="dxa"/>
-              <w:start w:w="130" w:type="dxa"/>
-              <w:bottom w:w="110" w:type="dxa"/>
-              <w:end w:w="130" w:type="dxa"/>
-            </w:tcMar>
-          </w:tcPr>
-          <w:p>
-            <w:pPr>
-              <w:spacing w:after="0"/>
-            </w:pPr>
-            <w:r>
-              <w:rPr>
-                <w:sz w:val="16"/>
-              </w:rPr>
-              <w:t>Question and audience</w:t>
+              <w:t>What to submit</w:t>
             </w:r>
           </w:p>
         </w:tc>
         <w:tc>
           <w:tcPr>
-            <w:tcW w:type="dxa" w:w="6520"/>
-            <w:shd w:fill="FFFFFF"/>
+            <w:tcW w:type="dxa" w:w="4248"/>
+            <w:shd w:fill="123B52"/>
+            <w:tcBorders>
+              <w:top w:val="single" w:sz="6" w:color="D9D9D9"/>
+              <w:left w:val="single" w:sz="6" w:color="D9D9D9"/>
+              <w:bottom w:val="single" w:sz="6" w:color="D9D9D9"/>
+              <w:right w:val="single" w:sz="6" w:color="D9D9D9"/>
+              <w:insideH w:val="single" w:sz="6" w:color="D9D9D9"/>
+              <w:insideV w:val="single" w:sz="6" w:color="D9D9D9"/>
+            </w:tcBorders>
             <w:tcMar>
-              <w:top w:w="110" w:type="dxa"/>
+              <w:top w:w="120" w:type="dxa"/>
               <w:start w:w="130" w:type="dxa"/>
-              <w:bottom w:w="110" w:type="dxa"/>
-              <w:end w:w="130" w:type="dxa"/>
-            </w:tcMar>
-          </w:tcPr>
-          <w:p>
-            <w:pPr>
-              <w:spacing w:after="0"/>
-            </w:pPr>
-            <w:r>
-              <w:rPr>
-                <w:sz w:val="16"/>
-              </w:rPr>
-              <w:t>A specific, answerable question and the person/group who will use the result.</w:t>
-            </w:r>
-          </w:p>
-        </w:tc>
-      </w:tr>
-      <w:tr>
-        <w:tc>
-          <w:tcPr>
-            <w:tcW w:type="dxa" w:w="2438"/>
-            <w:shd w:fill="F4F8FA"/>
-            <w:tcMar>
-              <w:top w:w="110" w:type="dxa"/>
-              <w:start w:w="130" w:type="dxa"/>
-              <w:bottom w:w="110" w:type="dxa"/>
-              <w:end w:w="130" w:type="dxa"/>
-            </w:tcMar>
-          </w:tcPr>
-          <w:p>
-            <w:pPr>
-              <w:spacing w:after="0"/>
-            </w:pPr>
-            <w:r>
-              <w:rPr>
-                <w:sz w:val="16"/>
-              </w:rPr>
-              <w:t>Source and permission</w:t>
-            </w:r>
-          </w:p>
-        </w:tc>
-        <w:tc>
-          <w:tcPr>
-            <w:tcW w:type="dxa" w:w="6520"/>
-            <w:shd w:fill="F4F8FA"/>
-            <w:tcMar>
-              <w:top w:w="110" w:type="dxa"/>
-              <w:start w:w="130" w:type="dxa"/>
-              <w:bottom w:w="110" w:type="dxa"/>
-              <w:end w:w="130" w:type="dxa"/>
-            </w:tcMar>
-          </w:tcPr>
-          <w:p>
-            <w:pPr>
-              <w:spacing w:after="0"/>
-            </w:pPr>
-            <w:r>
-              <w:rPr>
-                <w:sz w:val="16"/>
-              </w:rPr>
-              <w:t>Data source, date, licence/permission, unit of analysis and data dictionary.</w:t>
-            </w:r>
-          </w:p>
-        </w:tc>
-      </w:tr>
-      <w:tr>
-        <w:tc>
-          <w:tcPr>
-            <w:tcW w:type="dxa" w:w="2438"/>
-            <w:shd w:fill="FFFFFF"/>
-            <w:tcMar>
-              <w:top w:w="110" w:type="dxa"/>
-              <w:start w:w="130" w:type="dxa"/>
-              <w:bottom w:w="110" w:type="dxa"/>
-              <w:end w:w="130" w:type="dxa"/>
-            </w:tcMar>
-          </w:tcPr>
-          <w:p>
-            <w:pPr>
-              <w:spacing w:after="0"/>
-            </w:pPr>
-            <w:r>
-              <w:rPr>
-                <w:sz w:val="16"/>
-              </w:rPr>
-              <w:t>Cleaning log</w:t>
-            </w:r>
-          </w:p>
-        </w:tc>
-        <w:tc>
-          <w:tcPr>
-            <w:tcW w:type="dxa" w:w="6520"/>
-            <w:shd w:fill="FFFFFF"/>
-            <w:tcMar>
-              <w:top w:w="110" w:type="dxa"/>
-              <w:start w:w="130" w:type="dxa"/>
-              <w:bottom w:w="110" w:type="dxa"/>
-              <w:end w:w="130" w:type="dxa"/>
-            </w:tcMar>
-          </w:tcPr>
-          <w:p>
-            <w:pPr>
-              <w:spacing w:after="0"/>
-            </w:pPr>
-            <w:r>
-              <w:rPr>
-                <w:sz w:val="16"/>
-              </w:rPr>
-              <w:t>Original values preserved; missing, duplicate, range and category checks documented.</w:t>
-            </w:r>
-          </w:p>
-        </w:tc>
-      </w:tr>
-      <w:tr>
-        <w:tc>
-          <w:tcPr>
-            <w:tcW w:type="dxa" w:w="2438"/>
-            <w:shd w:fill="F4F8FA"/>
-            <w:tcMar>
-              <w:top w:w="110" w:type="dxa"/>
-              <w:start w:w="130" w:type="dxa"/>
-              <w:bottom w:w="110" w:type="dxa"/>
-              <w:end w:w="130" w:type="dxa"/>
-            </w:tcMar>
-          </w:tcPr>
-          <w:p>
-            <w:pPr>
-              <w:spacing w:after="0"/>
-            </w:pPr>
-            <w:r>
-              <w:rPr>
-                <w:sz w:val="16"/>
-              </w:rPr>
-              <w:t>Reproducible analysis</w:t>
-            </w:r>
-          </w:p>
-        </w:tc>
-        <w:tc>
-          <w:tcPr>
-            <w:tcW w:type="dxa" w:w="6520"/>
-            <w:shd w:fill="F4F8FA"/>
-            <w:tcMar>
-              <w:top w:w="110" w:type="dxa"/>
-              <w:start w:w="130" w:type="dxa"/>
-              <w:bottom w:w="110" w:type="dxa"/>
-              <w:end w:w="130" w:type="dxa"/>
-            </w:tcMar>
-          </w:tcPr>
-          <w:p>
-            <w:pPr>
-              <w:spacing w:after="0"/>
-            </w:pPr>
-            <w:r>
-              <w:rPr>
-                <w:sz w:val="16"/>
-              </w:rPr>
-              <w:t>A working .ipynb notebook with labelled steps and outputs.</w:t>
-            </w:r>
-          </w:p>
-        </w:tc>
-      </w:tr>
-      <w:tr>
-        <w:tc>
-          <w:tcPr>
-            <w:tcW w:type="dxa" w:w="2438"/>
-            <w:shd w:fill="FFFFFF"/>
-            <w:tcMar>
-              <w:top w:w="110" w:type="dxa"/>
-              <w:start w:w="130" w:type="dxa"/>
-              <w:bottom w:w="110" w:type="dxa"/>
-              <w:end w:w="130" w:type="dxa"/>
-            </w:tcMar>
-          </w:tcPr>
-          <w:p>
-            <w:pPr>
-              <w:spacing w:after="0"/>
-            </w:pPr>
-            <w:r>
-              <w:rPr>
-                <w:sz w:val="16"/>
-              </w:rPr>
-              <w:t>Accessible visual</w:t>
-            </w:r>
-          </w:p>
-        </w:tc>
-        <w:tc>
-          <w:tcPr>
-            <w:tcW w:type="dxa" w:w="6520"/>
-            <w:shd w:fill="FFFFFF"/>
-            <w:tcMar>
-              <w:top w:w="110" w:type="dxa"/>
-              <w:start w:w="130" w:type="dxa"/>
-              <w:bottom w:w="110" w:type="dxa"/>
-              <w:end w:w="130" w:type="dxa"/>
-            </w:tcMar>
-          </w:tcPr>
-          <w:p>
-            <w:pPr>
-              <w:spacing w:after="0"/>
-            </w:pPr>
-            <w:r>
-              <w:rPr>
-                <w:sz w:val="16"/>
-              </w:rPr>
-              <w:t>Title, units, source, readable labels and a concise text description.</w:t>
-            </w:r>
-          </w:p>
-        </w:tc>
-      </w:tr>
-      <w:tr>
-        <w:tc>
-          <w:tcPr>
-            <w:tcW w:type="dxa" w:w="2438"/>
-            <w:shd w:fill="F4F8FA"/>
-            <w:tcMar>
-              <w:top w:w="110" w:type="dxa"/>
-              <w:start w:w="130" w:type="dxa"/>
-              <w:bottom w:w="110" w:type="dxa"/>
-              <w:end w:w="130" w:type="dxa"/>
-            </w:tcMar>
-          </w:tcPr>
-          <w:p>
-            <w:pPr>
-              <w:spacing w:after="0"/>
-            </w:pPr>
-            <w:r>
-              <w:rPr>
-                <w:sz w:val="16"/>
-              </w:rPr>
-              <w:t>Decision brief</w:t>
-            </w:r>
-          </w:p>
-        </w:tc>
-        <w:tc>
-          <w:tcPr>
-            <w:tcW w:type="dxa" w:w="6520"/>
-            <w:shd w:fill="F4F8FA"/>
-            <w:tcMar>
-              <w:top w:w="110" w:type="dxa"/>
-              <w:start w:w="130" w:type="dxa"/>
-              <w:bottom w:w="110" w:type="dxa"/>
-              <w:end w:w="130" w:type="dxa"/>
-            </w:tcMar>
-          </w:tcPr>
-          <w:p>
-            <w:pPr>
-              <w:spacing w:after="0"/>
-            </w:pPr>
-            <w:r>
-              <w:rPr>
-                <w:sz w:val="16"/>
-              </w:rPr>
-              <w:t>Finding, uncertainty, at least two limitations and a proportionate recommendation.</w:t>
-            </w:r>
-          </w:p>
-        </w:tc>
-      </w:tr>
-      <w:tr>
-        <w:tc>
-          <w:tcPr>
-            <w:tcW w:type="dxa" w:w="2438"/>
-            <w:shd w:fill="FFFFFF"/>
-            <w:tcMar>
-              <w:top w:w="110" w:type="dxa"/>
-              <w:start w:w="130" w:type="dxa"/>
-              <w:bottom w:w="110" w:type="dxa"/>
-              <w:end w:w="130" w:type="dxa"/>
-            </w:tcMar>
-          </w:tcPr>
-          <w:p>
-            <w:pPr>
-              <w:spacing w:after="0"/>
-            </w:pPr>
-            <w:r>
-              <w:rPr>
-                <w:sz w:val="16"/>
-              </w:rPr>
-              <w:t>Reflection</w:t>
-            </w:r>
-          </w:p>
-        </w:tc>
-        <w:tc>
-          <w:tcPr>
-            <w:tcW w:type="dxa" w:w="6520"/>
-            <w:shd w:fill="FFFFFF"/>
-            <w:tcMar>
-              <w:top w:w="110" w:type="dxa"/>
-              <w:start w:w="130" w:type="dxa"/>
-              <w:bottom w:w="110" w:type="dxa"/>
-              <w:end w:w="130" w:type="dxa"/>
-            </w:tcMar>
-          </w:tcPr>
-          <w:p>
-            <w:pPr>
-              <w:spacing w:after="0"/>
-            </w:pPr>
-            <w:r>
-              <w:rPr>
-                <w:sz w:val="16"/>
-              </w:rPr>
-              <w:t>150–250 words on ethics, bias, privacy and what you would verify next.</w:t>
-            </w:r>
-          </w:p>
-        </w:tc>
-      </w:tr>
-      <w:tr>
-        <w:tc>
-          <w:tcPr>
-            <w:tcW w:type="dxa" w:w="2438"/>
-            <w:shd w:fill="F4F8FA"/>
-            <w:tcMar>
-              <w:top w:w="110" w:type="dxa"/>
-              <w:start w:w="130" w:type="dxa"/>
-              <w:bottom w:w="110" w:type="dxa"/>
-              <w:end w:w="130" w:type="dxa"/>
-            </w:tcMar>
-          </w:tcPr>
-          <w:p>
-            <w:pPr>
-              <w:spacing w:after="0"/>
-            </w:pPr>
-            <w:r>
-              <w:rPr>
-                <w:sz w:val="16"/>
-              </w:rPr>
-              <w:t>Oral defence</w:t>
-            </w:r>
-          </w:p>
-        </w:tc>
-        <w:tc>
-          <w:tcPr>
-            <w:tcW w:type="dxa" w:w="6520"/>
-            <w:shd w:fill="F4F8FA"/>
-            <w:tcMar>
-              <w:top w:w="110" w:type="dxa"/>
-              <w:start w:w="130" w:type="dxa"/>
-              <w:bottom w:w="110" w:type="dxa"/>
-              <w:end w:w="130" w:type="dxa"/>
-            </w:tcMar>
-          </w:tcPr>
-          <w:p>
-            <w:pPr>
-              <w:spacing w:after="0"/>
-            </w:pPr>
-            <w:r>
-              <w:rPr>
-                <w:sz w:val="16"/>
-              </w:rPr>
-              <w:t>Three-minute explanation or approved accessible equivalent responding to questions.</w:t>
-            </w:r>
-          </w:p>
-        </w:tc>
-      </w:tr>
-    </w:tbl>
-    <w:p>
-      <w:pPr>
-        <w:spacing w:after="0"/>
-      </w:pPr>
-    </w:p>
-    <w:p>
-      <w:r>
-        <w:br w:type="page"/>
-      </w:r>
-    </w:p>
-    <w:p>
-      <w:pPr>
-        <w:spacing w:after="60"/>
-      </w:pPr>
-      <w:r>
-        <w:rPr>
-          <w:rFonts w:ascii="Aptos" w:hAnsi="Aptos"/>
-          <w:b/>
-          <w:color w:val="177E78"/>
-          <w:sz w:val="16"/>
-        </w:rPr>
-        <w:t>MARKING AND SUBMISSION</w:t>
-      </w:r>
-    </w:p>
-    <w:p>
-      <w:pPr>
-        <w:pStyle w:val="Heading1"/>
-      </w:pPr>
-      <w:r>
-        <w:t>100-mark rubric</w:t>
-      </w:r>
-    </w:p>
-    <w:tbl>
-      <w:tblPr>
-        <w:tblStyle w:val="TableGrid"/>
-        <w:tblW w:type="dxa" w:w="8957"/>
-        <w:jc w:val="center"/>
-        <w:tblLayout w:type="fixed"/>
-        <w:tblLook w:firstColumn="1" w:firstRow="1" w:lastColumn="0" w:lastRow="0" w:noHBand="0" w:noVBand="1" w:val="04A0"/>
-        <w:tblInd w:w="130" w:type="dxa"/>
-      </w:tblPr>
-      <w:tblGrid>
-        <w:gridCol w:w="2835"/>
-        <w:gridCol w:w="1020"/>
-        <w:gridCol w:w="5102"/>
-      </w:tblGrid>
-      <w:tr>
-        <w:trPr>
-          <w:tblHeader w:val="true"/>
-        </w:trPr>
-        <w:tc>
-          <w:tcPr>
-            <w:tcW w:type="dxa" w:w="2835"/>
-            <w:shd w:fill="0B2E4F"/>
-            <w:tcMar>
-              <w:top w:w="110" w:type="dxa"/>
-              <w:start w:w="130" w:type="dxa"/>
-              <w:bottom w:w="110" w:type="dxa"/>
+              <w:bottom w:w="120" w:type="dxa"/>
               <w:end w:w="130" w:type="dxa"/>
             </w:tcMar>
             <w:vAlign w:val="center"/>
@@ -690,20 +218,733 @@
               <w:rPr>
                 <w:b/>
                 <w:color w:val="FFFFFF"/>
+                <w:sz w:val="18"/>
+              </w:rPr>
+              <w:t>Quality requirement</w:t>
+            </w:r>
+          </w:p>
+        </w:tc>
+      </w:tr>
+      <w:tr>
+        <w:tc>
+          <w:tcPr>
+            <w:tcW w:type="dxa" w:w="1944"/>
+            <w:tcBorders>
+              <w:top w:val="single" w:sz="6" w:color="D9D9D9"/>
+              <w:left w:val="single" w:sz="6" w:color="D9D9D9"/>
+              <w:bottom w:val="single" w:sz="6" w:color="D9D9D9"/>
+              <w:right w:val="single" w:sz="6" w:color="D9D9D9"/>
+              <w:insideH w:val="single" w:sz="6" w:color="D9D9D9"/>
+              <w:insideV w:val="single" w:sz="6" w:color="D9D9D9"/>
+            </w:tcBorders>
+            <w:tcMar>
+              <w:top w:w="110" w:type="dxa"/>
+              <w:start w:w="120" w:type="dxa"/>
+              <w:bottom w:w="110" w:type="dxa"/>
+              <w:end w:w="120" w:type="dxa"/>
+            </w:tcMar>
+            <w:vAlign w:val="center"/>
+          </w:tcPr>
+          <w:p>
+            <w:pPr>
+              <w:spacing w:after="0"/>
+            </w:pPr>
+            <w:r>
+              <w:rPr>
                 <w:sz w:val="17"/>
               </w:rPr>
-              <w:t>Criterion</w:t>
+              <w:t>Decision question</w:t>
             </w:r>
           </w:p>
         </w:tc>
         <w:tc>
           <w:tcPr>
-            <w:tcW w:type="dxa" w:w="1020"/>
-            <w:shd w:fill="0B2E4F"/>
+            <w:tcW w:type="dxa" w:w="3960"/>
+            <w:tcBorders>
+              <w:top w:val="single" w:sz="6" w:color="D9D9D9"/>
+              <w:left w:val="single" w:sz="6" w:color="D9D9D9"/>
+              <w:bottom w:val="single" w:sz="6" w:color="D9D9D9"/>
+              <w:right w:val="single" w:sz="6" w:color="D9D9D9"/>
+              <w:insideH w:val="single" w:sz="6" w:color="D9D9D9"/>
+              <w:insideV w:val="single" w:sz="6" w:color="D9D9D9"/>
+            </w:tcBorders>
             <w:tcMar>
               <w:top w:w="110" w:type="dxa"/>
+              <w:start w:w="120" w:type="dxa"/>
+              <w:bottom w:w="110" w:type="dxa"/>
+              <w:end w:w="120" w:type="dxa"/>
+            </w:tcMar>
+            <w:vAlign w:val="center"/>
+          </w:tcPr>
+          <w:p>
+            <w:pPr>
+              <w:spacing w:after="0"/>
+            </w:pPr>
+            <w:r>
+              <w:rPr>
+                <w:sz w:val="17"/>
+              </w:rPr>
+              <w:t>One specific question and intended audience.</w:t>
+            </w:r>
+          </w:p>
+        </w:tc>
+        <w:tc>
+          <w:tcPr>
+            <w:tcW w:type="dxa" w:w="4248"/>
+            <w:tcBorders>
+              <w:top w:val="single" w:sz="6" w:color="D9D9D9"/>
+              <w:left w:val="single" w:sz="6" w:color="D9D9D9"/>
+              <w:bottom w:val="single" w:sz="6" w:color="D9D9D9"/>
+              <w:right w:val="single" w:sz="6" w:color="D9D9D9"/>
+              <w:insideH w:val="single" w:sz="6" w:color="D9D9D9"/>
+              <w:insideV w:val="single" w:sz="6" w:color="D9D9D9"/>
+            </w:tcBorders>
+            <w:tcMar>
+              <w:top w:w="110" w:type="dxa"/>
+              <w:start w:w="120" w:type="dxa"/>
+              <w:bottom w:w="110" w:type="dxa"/>
+              <w:end w:w="120" w:type="dxa"/>
+            </w:tcMar>
+            <w:vAlign w:val="center"/>
+          </w:tcPr>
+          <w:p>
+            <w:pPr>
+              <w:spacing w:after="0"/>
+            </w:pPr>
+            <w:r>
+              <w:rPr>
+                <w:sz w:val="17"/>
+              </w:rPr>
+              <w:t>Answerable with the approved data and proportionate to the course.</w:t>
+            </w:r>
+          </w:p>
+        </w:tc>
+      </w:tr>
+      <w:tr>
+        <w:tc>
+          <w:tcPr>
+            <w:tcW w:type="dxa" w:w="1944"/>
+            <w:shd w:fill="F5F8F9"/>
+            <w:tcBorders>
+              <w:top w:val="single" w:sz="6" w:color="D9D9D9"/>
+              <w:left w:val="single" w:sz="6" w:color="D9D9D9"/>
+              <w:bottom w:val="single" w:sz="6" w:color="D9D9D9"/>
+              <w:right w:val="single" w:sz="6" w:color="D9D9D9"/>
+              <w:insideH w:val="single" w:sz="6" w:color="D9D9D9"/>
+              <w:insideV w:val="single" w:sz="6" w:color="D9D9D9"/>
+            </w:tcBorders>
+            <w:tcMar>
+              <w:top w:w="110" w:type="dxa"/>
+              <w:start w:w="120" w:type="dxa"/>
+              <w:bottom w:w="110" w:type="dxa"/>
+              <w:end w:w="120" w:type="dxa"/>
+            </w:tcMar>
+            <w:vAlign w:val="center"/>
+          </w:tcPr>
+          <w:p>
+            <w:pPr>
+              <w:spacing w:after="0"/>
+            </w:pPr>
+            <w:r>
+              <w:rPr>
+                <w:sz w:val="17"/>
+              </w:rPr>
+              <w:t>Data source</w:t>
+            </w:r>
+          </w:p>
+        </w:tc>
+        <w:tc>
+          <w:tcPr>
+            <w:tcW w:type="dxa" w:w="3960"/>
+            <w:shd w:fill="F5F8F9"/>
+            <w:tcBorders>
+              <w:top w:val="single" w:sz="6" w:color="D9D9D9"/>
+              <w:left w:val="single" w:sz="6" w:color="D9D9D9"/>
+              <w:bottom w:val="single" w:sz="6" w:color="D9D9D9"/>
+              <w:right w:val="single" w:sz="6" w:color="D9D9D9"/>
+              <w:insideH w:val="single" w:sz="6" w:color="D9D9D9"/>
+              <w:insideV w:val="single" w:sz="6" w:color="D9D9D9"/>
+            </w:tcBorders>
+            <w:tcMar>
+              <w:top w:w="110" w:type="dxa"/>
+              <w:start w:w="120" w:type="dxa"/>
+              <w:bottom w:w="110" w:type="dxa"/>
+              <w:end w:w="120" w:type="dxa"/>
+            </w:tcMar>
+            <w:vAlign w:val="center"/>
+          </w:tcPr>
+          <w:p>
+            <w:pPr>
+              <w:spacing w:after="0"/>
+            </w:pPr>
+            <w:r>
+              <w:rPr>
+                <w:sz w:val="17"/>
+              </w:rPr>
+              <w:t>Original dataset, source or permission note and data dictionary.</w:t>
+            </w:r>
+          </w:p>
+        </w:tc>
+        <w:tc>
+          <w:tcPr>
+            <w:tcW w:type="dxa" w:w="4248"/>
+            <w:shd w:fill="F5F8F9"/>
+            <w:tcBorders>
+              <w:top w:val="single" w:sz="6" w:color="D9D9D9"/>
+              <w:left w:val="single" w:sz="6" w:color="D9D9D9"/>
+              <w:bottom w:val="single" w:sz="6" w:color="D9D9D9"/>
+              <w:right w:val="single" w:sz="6" w:color="D9D9D9"/>
+              <w:insideH w:val="single" w:sz="6" w:color="D9D9D9"/>
+              <w:insideV w:val="single" w:sz="6" w:color="D9D9D9"/>
+            </w:tcBorders>
+            <w:tcMar>
+              <w:top w:w="110" w:type="dxa"/>
+              <w:start w:w="120" w:type="dxa"/>
+              <w:bottom w:w="110" w:type="dxa"/>
+              <w:end w:w="120" w:type="dxa"/>
+            </w:tcMar>
+            <w:vAlign w:val="center"/>
+          </w:tcPr>
+          <w:p>
+            <w:pPr>
+              <w:spacing w:after="0"/>
+            </w:pPr>
+            <w:r>
+              <w:rPr>
+                <w:sz w:val="17"/>
+              </w:rPr>
+              <w:t>Lawful, traceable and described accurately.</w:t>
+            </w:r>
+          </w:p>
+        </w:tc>
+      </w:tr>
+      <w:tr>
+        <w:tc>
+          <w:tcPr>
+            <w:tcW w:type="dxa" w:w="1944"/>
+            <w:tcBorders>
+              <w:top w:val="single" w:sz="6" w:color="D9D9D9"/>
+              <w:left w:val="single" w:sz="6" w:color="D9D9D9"/>
+              <w:bottom w:val="single" w:sz="6" w:color="D9D9D9"/>
+              <w:right w:val="single" w:sz="6" w:color="D9D9D9"/>
+              <w:insideH w:val="single" w:sz="6" w:color="D9D9D9"/>
+              <w:insideV w:val="single" w:sz="6" w:color="D9D9D9"/>
+            </w:tcBorders>
+            <w:tcMar>
+              <w:top w:w="110" w:type="dxa"/>
+              <w:start w:w="120" w:type="dxa"/>
+              <w:bottom w:w="110" w:type="dxa"/>
+              <w:end w:w="120" w:type="dxa"/>
+            </w:tcMar>
+            <w:vAlign w:val="center"/>
+          </w:tcPr>
+          <w:p>
+            <w:pPr>
+              <w:spacing w:after="0"/>
+            </w:pPr>
+            <w:r>
+              <w:rPr>
+                <w:sz w:val="17"/>
+              </w:rPr>
+              <w:t>Cleaning record</w:t>
+            </w:r>
+          </w:p>
+        </w:tc>
+        <w:tc>
+          <w:tcPr>
+            <w:tcW w:type="dxa" w:w="3960"/>
+            <w:tcBorders>
+              <w:top w:val="single" w:sz="6" w:color="D9D9D9"/>
+              <w:left w:val="single" w:sz="6" w:color="D9D9D9"/>
+              <w:bottom w:val="single" w:sz="6" w:color="D9D9D9"/>
+              <w:right w:val="single" w:sz="6" w:color="D9D9D9"/>
+              <w:insideH w:val="single" w:sz="6" w:color="D9D9D9"/>
+              <w:insideV w:val="single" w:sz="6" w:color="D9D9D9"/>
+            </w:tcBorders>
+            <w:tcMar>
+              <w:top w:w="110" w:type="dxa"/>
+              <w:start w:w="120" w:type="dxa"/>
+              <w:bottom w:w="110" w:type="dxa"/>
+              <w:end w:w="120" w:type="dxa"/>
+            </w:tcMar>
+            <w:vAlign w:val="center"/>
+          </w:tcPr>
+          <w:p>
+            <w:pPr>
+              <w:spacing w:after="0"/>
+            </w:pPr>
+            <w:r>
+              <w:rPr>
+                <w:sz w:val="17"/>
+              </w:rPr>
+              <w:t>Before and after data plus a dated decision log.</w:t>
+            </w:r>
+          </w:p>
+        </w:tc>
+        <w:tc>
+          <w:tcPr>
+            <w:tcW w:type="dxa" w:w="4248"/>
+            <w:tcBorders>
+              <w:top w:val="single" w:sz="6" w:color="D9D9D9"/>
+              <w:left w:val="single" w:sz="6" w:color="D9D9D9"/>
+              <w:bottom w:val="single" w:sz="6" w:color="D9D9D9"/>
+              <w:right w:val="single" w:sz="6" w:color="D9D9D9"/>
+              <w:insideH w:val="single" w:sz="6" w:color="D9D9D9"/>
+              <w:insideV w:val="single" w:sz="6" w:color="D9D9D9"/>
+            </w:tcBorders>
+            <w:tcMar>
+              <w:top w:w="110" w:type="dxa"/>
+              <w:start w:w="120" w:type="dxa"/>
+              <w:bottom w:w="110" w:type="dxa"/>
+              <w:end w:w="120" w:type="dxa"/>
+            </w:tcMar>
+            <w:vAlign w:val="center"/>
+          </w:tcPr>
+          <w:p>
+            <w:pPr>
+              <w:spacing w:after="0"/>
+            </w:pPr>
+            <w:r>
+              <w:rPr>
+                <w:sz w:val="17"/>
+              </w:rPr>
+              <w:t>Every material change is explained and reproducible.</w:t>
+            </w:r>
+          </w:p>
+        </w:tc>
+      </w:tr>
+      <w:tr>
+        <w:tc>
+          <w:tcPr>
+            <w:tcW w:type="dxa" w:w="1944"/>
+            <w:shd w:fill="F5F8F9"/>
+            <w:tcBorders>
+              <w:top w:val="single" w:sz="6" w:color="D9D9D9"/>
+              <w:left w:val="single" w:sz="6" w:color="D9D9D9"/>
+              <w:bottom w:val="single" w:sz="6" w:color="D9D9D9"/>
+              <w:right w:val="single" w:sz="6" w:color="D9D9D9"/>
+              <w:insideH w:val="single" w:sz="6" w:color="D9D9D9"/>
+              <w:insideV w:val="single" w:sz="6" w:color="D9D9D9"/>
+            </w:tcBorders>
+            <w:tcMar>
+              <w:top w:w="110" w:type="dxa"/>
+              <w:start w:w="120" w:type="dxa"/>
+              <w:bottom w:w="110" w:type="dxa"/>
+              <w:end w:w="120" w:type="dxa"/>
+            </w:tcMar>
+            <w:vAlign w:val="center"/>
+          </w:tcPr>
+          <w:p>
+            <w:pPr>
+              <w:spacing w:after="0"/>
+            </w:pPr>
+            <w:r>
+              <w:rPr>
+                <w:sz w:val="17"/>
+              </w:rPr>
+              <w:t>Analysis</w:t>
+            </w:r>
+          </w:p>
+        </w:tc>
+        <w:tc>
+          <w:tcPr>
+            <w:tcW w:type="dxa" w:w="3960"/>
+            <w:shd w:fill="F5F8F9"/>
+            <w:tcBorders>
+              <w:top w:val="single" w:sz="6" w:color="D9D9D9"/>
+              <w:left w:val="single" w:sz="6" w:color="D9D9D9"/>
+              <w:bottom w:val="single" w:sz="6" w:color="D9D9D9"/>
+              <w:right w:val="single" w:sz="6" w:color="D9D9D9"/>
+              <w:insideH w:val="single" w:sz="6" w:color="D9D9D9"/>
+              <w:insideV w:val="single" w:sz="6" w:color="D9D9D9"/>
+            </w:tcBorders>
+            <w:tcMar>
+              <w:top w:w="110" w:type="dxa"/>
+              <w:start w:w="120" w:type="dxa"/>
+              <w:bottom w:w="110" w:type="dxa"/>
+              <w:end w:w="120" w:type="dxa"/>
+            </w:tcMar>
+            <w:vAlign w:val="center"/>
+          </w:tcPr>
+          <w:p>
+            <w:pPr>
+              <w:spacing w:after="0"/>
+            </w:pPr>
+            <w:r>
+              <w:rPr>
+                <w:sz w:val="17"/>
+              </w:rPr>
+              <w:t>Completed Colab notebook with all cells run.</w:t>
+            </w:r>
+          </w:p>
+        </w:tc>
+        <w:tc>
+          <w:tcPr>
+            <w:tcW w:type="dxa" w:w="4248"/>
+            <w:shd w:fill="F5F8F9"/>
+            <w:tcBorders>
+              <w:top w:val="single" w:sz="6" w:color="D9D9D9"/>
+              <w:left w:val="single" w:sz="6" w:color="D9D9D9"/>
+              <w:bottom w:val="single" w:sz="6" w:color="D9D9D9"/>
+              <w:right w:val="single" w:sz="6" w:color="D9D9D9"/>
+              <w:insideH w:val="single" w:sz="6" w:color="D9D9D9"/>
+              <w:insideV w:val="single" w:sz="6" w:color="D9D9D9"/>
+            </w:tcBorders>
+            <w:tcMar>
+              <w:top w:w="110" w:type="dxa"/>
+              <w:start w:w="120" w:type="dxa"/>
+              <w:bottom w:w="110" w:type="dxa"/>
+              <w:end w:w="120" w:type="dxa"/>
+            </w:tcMar>
+            <w:vAlign w:val="center"/>
+          </w:tcPr>
+          <w:p>
+            <w:pPr>
+              <w:spacing w:after="0"/>
+            </w:pPr>
+            <w:r>
+              <w:rPr>
+                <w:sz w:val="17"/>
+              </w:rPr>
+              <w:t>Calculations are correct, readable and repeatable.</w:t>
+            </w:r>
+          </w:p>
+        </w:tc>
+      </w:tr>
+      <w:tr>
+        <w:tc>
+          <w:tcPr>
+            <w:tcW w:type="dxa" w:w="1944"/>
+            <w:tcBorders>
+              <w:top w:val="single" w:sz="6" w:color="D9D9D9"/>
+              <w:left w:val="single" w:sz="6" w:color="D9D9D9"/>
+              <w:bottom w:val="single" w:sz="6" w:color="D9D9D9"/>
+              <w:right w:val="single" w:sz="6" w:color="D9D9D9"/>
+              <w:insideH w:val="single" w:sz="6" w:color="D9D9D9"/>
+              <w:insideV w:val="single" w:sz="6" w:color="D9D9D9"/>
+            </w:tcBorders>
+            <w:tcMar>
+              <w:top w:w="110" w:type="dxa"/>
+              <w:start w:w="120" w:type="dxa"/>
+              <w:bottom w:w="110" w:type="dxa"/>
+              <w:end w:w="120" w:type="dxa"/>
+            </w:tcMar>
+            <w:vAlign w:val="center"/>
+          </w:tcPr>
+          <w:p>
+            <w:pPr>
+              <w:spacing w:after="0"/>
+            </w:pPr>
+            <w:r>
+              <w:rPr>
+                <w:sz w:val="17"/>
+              </w:rPr>
+              <w:t>Visual</w:t>
+            </w:r>
+          </w:p>
+        </w:tc>
+        <w:tc>
+          <w:tcPr>
+            <w:tcW w:type="dxa" w:w="3960"/>
+            <w:tcBorders>
+              <w:top w:val="single" w:sz="6" w:color="D9D9D9"/>
+              <w:left w:val="single" w:sz="6" w:color="D9D9D9"/>
+              <w:bottom w:val="single" w:sz="6" w:color="D9D9D9"/>
+              <w:right w:val="single" w:sz="6" w:color="D9D9D9"/>
+              <w:insideH w:val="single" w:sz="6" w:color="D9D9D9"/>
+              <w:insideV w:val="single" w:sz="6" w:color="D9D9D9"/>
+            </w:tcBorders>
+            <w:tcMar>
+              <w:top w:w="110" w:type="dxa"/>
+              <w:start w:w="120" w:type="dxa"/>
+              <w:bottom w:w="110" w:type="dxa"/>
+              <w:end w:w="120" w:type="dxa"/>
+            </w:tcMar>
+            <w:vAlign w:val="center"/>
+          </w:tcPr>
+          <w:p>
+            <w:pPr>
+              <w:spacing w:after="0"/>
+            </w:pPr>
+            <w:r>
+              <w:rPr>
+                <w:sz w:val="17"/>
+              </w:rPr>
+              <w:t>One accessible chart with title, units, source and description.</w:t>
+            </w:r>
+          </w:p>
+        </w:tc>
+        <w:tc>
+          <w:tcPr>
+            <w:tcW w:type="dxa" w:w="4248"/>
+            <w:tcBorders>
+              <w:top w:val="single" w:sz="6" w:color="D9D9D9"/>
+              <w:left w:val="single" w:sz="6" w:color="D9D9D9"/>
+              <w:bottom w:val="single" w:sz="6" w:color="D9D9D9"/>
+              <w:right w:val="single" w:sz="6" w:color="D9D9D9"/>
+              <w:insideH w:val="single" w:sz="6" w:color="D9D9D9"/>
+              <w:insideV w:val="single" w:sz="6" w:color="D9D9D9"/>
+            </w:tcBorders>
+            <w:tcMar>
+              <w:top w:w="110" w:type="dxa"/>
+              <w:start w:w="120" w:type="dxa"/>
+              <w:bottom w:w="110" w:type="dxa"/>
+              <w:end w:w="120" w:type="dxa"/>
+            </w:tcMar>
+            <w:vAlign w:val="center"/>
+          </w:tcPr>
+          <w:p>
+            <w:pPr>
+              <w:spacing w:after="0"/>
+            </w:pPr>
+            <w:r>
+              <w:rPr>
+                <w:sz w:val="17"/>
+              </w:rPr>
+              <w:t>The form supports the decision question without distortion.</w:t>
+            </w:r>
+          </w:p>
+        </w:tc>
+      </w:tr>
+      <w:tr>
+        <w:tc>
+          <w:tcPr>
+            <w:tcW w:type="dxa" w:w="1944"/>
+            <w:shd w:fill="F5F8F9"/>
+            <w:tcBorders>
+              <w:top w:val="single" w:sz="6" w:color="D9D9D9"/>
+              <w:left w:val="single" w:sz="6" w:color="D9D9D9"/>
+              <w:bottom w:val="single" w:sz="6" w:color="D9D9D9"/>
+              <w:right w:val="single" w:sz="6" w:color="D9D9D9"/>
+              <w:insideH w:val="single" w:sz="6" w:color="D9D9D9"/>
+              <w:insideV w:val="single" w:sz="6" w:color="D9D9D9"/>
+            </w:tcBorders>
+            <w:tcMar>
+              <w:top w:w="110" w:type="dxa"/>
+              <w:start w:w="120" w:type="dxa"/>
+              <w:bottom w:w="110" w:type="dxa"/>
+              <w:end w:w="120" w:type="dxa"/>
+            </w:tcMar>
+            <w:vAlign w:val="center"/>
+          </w:tcPr>
+          <w:p>
+            <w:pPr>
+              <w:spacing w:after="0"/>
+            </w:pPr>
+            <w:r>
+              <w:rPr>
+                <w:sz w:val="17"/>
+              </w:rPr>
+              <w:t>Recommendation</w:t>
+            </w:r>
+          </w:p>
+        </w:tc>
+        <w:tc>
+          <w:tcPr>
+            <w:tcW w:type="dxa" w:w="3960"/>
+            <w:shd w:fill="F5F8F9"/>
+            <w:tcBorders>
+              <w:top w:val="single" w:sz="6" w:color="D9D9D9"/>
+              <w:left w:val="single" w:sz="6" w:color="D9D9D9"/>
+              <w:bottom w:val="single" w:sz="6" w:color="D9D9D9"/>
+              <w:right w:val="single" w:sz="6" w:color="D9D9D9"/>
+              <w:insideH w:val="single" w:sz="6" w:color="D9D9D9"/>
+              <w:insideV w:val="single" w:sz="6" w:color="D9D9D9"/>
+            </w:tcBorders>
+            <w:tcMar>
+              <w:top w:w="110" w:type="dxa"/>
+              <w:start w:w="120" w:type="dxa"/>
+              <w:bottom w:w="110" w:type="dxa"/>
+              <w:end w:w="120" w:type="dxa"/>
+            </w:tcMar>
+            <w:vAlign w:val="center"/>
+          </w:tcPr>
+          <w:p>
+            <w:pPr>
+              <w:spacing w:after="0"/>
+            </w:pPr>
+            <w:r>
+              <w:rPr>
+                <w:sz w:val="17"/>
+              </w:rPr>
+              <w:t>A 500 word evidence based recommendation.</w:t>
+            </w:r>
+          </w:p>
+        </w:tc>
+        <w:tc>
+          <w:tcPr>
+            <w:tcW w:type="dxa" w:w="4248"/>
+            <w:shd w:fill="F5F8F9"/>
+            <w:tcBorders>
+              <w:top w:val="single" w:sz="6" w:color="D9D9D9"/>
+              <w:left w:val="single" w:sz="6" w:color="D9D9D9"/>
+              <w:bottom w:val="single" w:sz="6" w:color="D9D9D9"/>
+              <w:right w:val="single" w:sz="6" w:color="D9D9D9"/>
+              <w:insideH w:val="single" w:sz="6" w:color="D9D9D9"/>
+              <w:insideV w:val="single" w:sz="6" w:color="D9D9D9"/>
+            </w:tcBorders>
+            <w:tcMar>
+              <w:top w:w="110" w:type="dxa"/>
+              <w:start w:w="120" w:type="dxa"/>
+              <w:bottom w:w="110" w:type="dxa"/>
+              <w:end w:w="120" w:type="dxa"/>
+            </w:tcMar>
+            <w:vAlign w:val="center"/>
+          </w:tcPr>
+          <w:p>
+            <w:pPr>
+              <w:spacing w:after="0"/>
+            </w:pPr>
+            <w:r>
+              <w:rPr>
+                <w:sz w:val="17"/>
+              </w:rPr>
+              <w:t>Separates observation, interpretation, limitation and action.</w:t>
+            </w:r>
+          </w:p>
+        </w:tc>
+      </w:tr>
+      <w:tr>
+        <w:tc>
+          <w:tcPr>
+            <w:tcW w:type="dxa" w:w="1944"/>
+            <w:tcBorders>
+              <w:top w:val="single" w:sz="6" w:color="D9D9D9"/>
+              <w:left w:val="single" w:sz="6" w:color="D9D9D9"/>
+              <w:bottom w:val="single" w:sz="6" w:color="D9D9D9"/>
+              <w:right w:val="single" w:sz="6" w:color="D9D9D9"/>
+              <w:insideH w:val="single" w:sz="6" w:color="D9D9D9"/>
+              <w:insideV w:val="single" w:sz="6" w:color="D9D9D9"/>
+            </w:tcBorders>
+            <w:tcMar>
+              <w:top w:w="110" w:type="dxa"/>
+              <w:start w:w="120" w:type="dxa"/>
+              <w:bottom w:w="110" w:type="dxa"/>
+              <w:end w:w="120" w:type="dxa"/>
+            </w:tcMar>
+            <w:vAlign w:val="center"/>
+          </w:tcPr>
+          <w:p>
+            <w:pPr>
+              <w:spacing w:after="0"/>
+            </w:pPr>
+            <w:r>
+              <w:rPr>
+                <w:sz w:val="17"/>
+              </w:rPr>
+              <w:t>Oral defence</w:t>
+            </w:r>
+          </w:p>
+        </w:tc>
+        <w:tc>
+          <w:tcPr>
+            <w:tcW w:type="dxa" w:w="3960"/>
+            <w:tcBorders>
+              <w:top w:val="single" w:sz="6" w:color="D9D9D9"/>
+              <w:left w:val="single" w:sz="6" w:color="D9D9D9"/>
+              <w:bottom w:val="single" w:sz="6" w:color="D9D9D9"/>
+              <w:right w:val="single" w:sz="6" w:color="D9D9D9"/>
+              <w:insideH w:val="single" w:sz="6" w:color="D9D9D9"/>
+              <w:insideV w:val="single" w:sz="6" w:color="D9D9D9"/>
+            </w:tcBorders>
+            <w:tcMar>
+              <w:top w:w="110" w:type="dxa"/>
+              <w:start w:w="120" w:type="dxa"/>
+              <w:bottom w:w="110" w:type="dxa"/>
+              <w:end w:w="120" w:type="dxa"/>
+            </w:tcMar>
+            <w:vAlign w:val="center"/>
+          </w:tcPr>
+          <w:p>
+            <w:pPr>
+              <w:spacing w:after="0"/>
+            </w:pPr>
+            <w:r>
+              <w:rPr>
+                <w:sz w:val="17"/>
+              </w:rPr>
+              <w:t>Three minute explanation and one follow up response.</w:t>
+            </w:r>
+          </w:p>
+        </w:tc>
+        <w:tc>
+          <w:tcPr>
+            <w:tcW w:type="dxa" w:w="4248"/>
+            <w:tcBorders>
+              <w:top w:val="single" w:sz="6" w:color="D9D9D9"/>
+              <w:left w:val="single" w:sz="6" w:color="D9D9D9"/>
+              <w:bottom w:val="single" w:sz="6" w:color="D9D9D9"/>
+              <w:right w:val="single" w:sz="6" w:color="D9D9D9"/>
+              <w:insideH w:val="single" w:sz="6" w:color="D9D9D9"/>
+              <w:insideV w:val="single" w:sz="6" w:color="D9D9D9"/>
+            </w:tcBorders>
+            <w:tcMar>
+              <w:top w:w="110" w:type="dxa"/>
+              <w:start w:w="120" w:type="dxa"/>
+              <w:bottom w:w="110" w:type="dxa"/>
+              <w:end w:w="120" w:type="dxa"/>
+            </w:tcMar>
+            <w:vAlign w:val="center"/>
+          </w:tcPr>
+          <w:p>
+            <w:pPr>
+              <w:spacing w:after="0"/>
+            </w:pPr>
+            <w:r>
+              <w:rPr>
+                <w:sz w:val="17"/>
+              </w:rPr>
+              <w:t>Consistent with the submitted process evidence.</w:t>
+            </w:r>
+          </w:p>
+        </w:tc>
+      </w:tr>
+    </w:tbl>
+    <w:p>
+      <w:pPr>
+        <w:spacing w:after="40"/>
+      </w:pPr>
+    </w:p>
+    <w:p>
+      <w:pPr>
+        <w:pStyle w:val="Heading1"/>
+      </w:pPr>
+      <w:r>
+        <w:t>Marking rubric</w:t>
+      </w:r>
+    </w:p>
+    <w:tbl>
+      <w:tblPr>
+        <w:tblW w:type="auto" w:w="0"/>
+        <w:jc w:val="center"/>
+        <w:tblLayout w:type="fixed"/>
+        <w:tblLook w:firstColumn="1" w:firstRow="1" w:lastColumn="0" w:lastRow="0" w:noHBand="0" w:noVBand="1" w:val="04A0"/>
+      </w:tblPr>
+      <w:tblGrid>
+        <w:gridCol w:w="3389"/>
+        <w:gridCol w:w="3389"/>
+        <w:gridCol w:w="3389"/>
+      </w:tblGrid>
+      <w:tr>
+        <w:trPr>
+          <w:tblHeader w:val="true"/>
+        </w:trPr>
+        <w:tc>
+          <w:tcPr>
+            <w:tcW w:type="dxa" w:w="3024"/>
+            <w:shd w:fill="123B52"/>
+            <w:tcBorders>
+              <w:top w:val="single" w:sz="6" w:color="D9D9D9"/>
+              <w:left w:val="single" w:sz="6" w:color="D9D9D9"/>
+              <w:bottom w:val="single" w:sz="6" w:color="D9D9D9"/>
+              <w:right w:val="single" w:sz="6" w:color="D9D9D9"/>
+              <w:insideH w:val="single" w:sz="6" w:color="D9D9D9"/>
+              <w:insideV w:val="single" w:sz="6" w:color="D9D9D9"/>
+            </w:tcBorders>
+            <w:tcMar>
+              <w:top w:w="120" w:type="dxa"/>
               <w:start w:w="130" w:type="dxa"/>
-              <w:bottom w:w="110" w:type="dxa"/>
+              <w:bottom w:w="120" w:type="dxa"/>
               <w:end w:w="130" w:type="dxa"/>
             </w:tcMar>
             <w:vAlign w:val="center"/>
@@ -716,20 +957,28 @@
               <w:rPr>
                 <w:b/>
                 <w:color w:val="FFFFFF"/>
-                <w:sz w:val="17"/>
+                <w:sz w:val="18"/>
               </w:rPr>
-              <w:t>Marks</w:t>
+              <w:t>Criterion</w:t>
             </w:r>
           </w:p>
         </w:tc>
         <w:tc>
           <w:tcPr>
-            <w:tcW w:type="dxa" w:w="5102"/>
-            <w:shd w:fill="0B2E4F"/>
+            <w:tcW w:type="dxa" w:w="1080"/>
+            <w:shd w:fill="123B52"/>
+            <w:tcBorders>
+              <w:top w:val="single" w:sz="6" w:color="D9D9D9"/>
+              <w:left w:val="single" w:sz="6" w:color="D9D9D9"/>
+              <w:bottom w:val="single" w:sz="6" w:color="D9D9D9"/>
+              <w:right w:val="single" w:sz="6" w:color="D9D9D9"/>
+              <w:insideH w:val="single" w:sz="6" w:color="D9D9D9"/>
+              <w:insideV w:val="single" w:sz="6" w:color="D9D9D9"/>
+            </w:tcBorders>
             <w:tcMar>
-              <w:top w:w="110" w:type="dxa"/>
+              <w:top w:w="120" w:type="dxa"/>
               <w:start w:w="130" w:type="dxa"/>
-              <w:bottom w:w="110" w:type="dxa"/>
+              <w:bottom w:w="120" w:type="dxa"/>
               <w:end w:w="130" w:type="dxa"/>
             </w:tcMar>
             <w:vAlign w:val="center"/>
@@ -742,9 +991,43 @@
               <w:rPr>
                 <w:b/>
                 <w:color w:val="FFFFFF"/>
-                <w:sz w:val="17"/>
+                <w:sz w:val="18"/>
               </w:rPr>
-              <w:t>What strong evidence shows</w:t>
+              <w:t>Marks</w:t>
+            </w:r>
+          </w:p>
+        </w:tc>
+        <w:tc>
+          <w:tcPr>
+            <w:tcW w:type="dxa" w:w="6048"/>
+            <w:shd w:fill="123B52"/>
+            <w:tcBorders>
+              <w:top w:val="single" w:sz="6" w:color="D9D9D9"/>
+              <w:left w:val="single" w:sz="6" w:color="D9D9D9"/>
+              <w:bottom w:val="single" w:sz="6" w:color="D9D9D9"/>
+              <w:right w:val="single" w:sz="6" w:color="D9D9D9"/>
+              <w:insideH w:val="single" w:sz="6" w:color="D9D9D9"/>
+              <w:insideV w:val="single" w:sz="6" w:color="D9D9D9"/>
+            </w:tcBorders>
+            <w:tcMar>
+              <w:top w:w="120" w:type="dxa"/>
+              <w:start w:w="130" w:type="dxa"/>
+              <w:bottom w:w="120" w:type="dxa"/>
+              <w:end w:w="130" w:type="dxa"/>
+            </w:tcMar>
+            <w:vAlign w:val="center"/>
+          </w:tcPr>
+          <w:p>
+            <w:pPr>
+              <w:spacing w:after="0"/>
+            </w:pPr>
+            <w:r>
+              <w:rPr>
+                <w:b/>
+                <w:color w:val="FFFFFF"/>
+                <w:sz w:val="18"/>
+              </w:rPr>
+              <w:t>Evidence of achievement</w:t>
             </w:r>
           </w:p>
         </w:tc>
@@ -752,14 +1035,22 @@
       <w:tr>
         <w:tc>
           <w:tcPr>
-            <w:tcW w:type="dxa" w:w="2835"/>
-            <w:shd w:fill="FFFFFF"/>
+            <w:tcW w:type="dxa" w:w="3024"/>
+            <w:tcBorders>
+              <w:top w:val="single" w:sz="6" w:color="D9D9D9"/>
+              <w:left w:val="single" w:sz="6" w:color="D9D9D9"/>
+              <w:bottom w:val="single" w:sz="6" w:color="D9D9D9"/>
+              <w:right w:val="single" w:sz="6" w:color="D9D9D9"/>
+              <w:insideH w:val="single" w:sz="6" w:color="D9D9D9"/>
+              <w:insideV w:val="single" w:sz="6" w:color="D9D9D9"/>
+            </w:tcBorders>
             <w:tcMar>
               <w:top w:w="110" w:type="dxa"/>
-              <w:start w:w="130" w:type="dxa"/>
+              <w:start w:w="120" w:type="dxa"/>
               <w:bottom w:w="110" w:type="dxa"/>
-              <w:end w:w="130" w:type="dxa"/>
+              <w:end w:w="120" w:type="dxa"/>
             </w:tcMar>
+            <w:vAlign w:val="center"/>
           </w:tcPr>
           <w:p>
             <w:pPr>
@@ -767,22 +1058,30 @@
             </w:pPr>
             <w:r>
               <w:rPr>
-                <w:sz w:val="16"/>
+                <w:sz w:val="17"/>
               </w:rPr>
-              <w:t>Question, source and provenance</w:t>
+              <w:t>Question and source</w:t>
             </w:r>
           </w:p>
         </w:tc>
         <w:tc>
           <w:tcPr>
-            <w:tcW w:type="dxa" w:w="1020"/>
-            <w:shd w:fill="FFFFFF"/>
+            <w:tcW w:type="dxa" w:w="1080"/>
+            <w:tcBorders>
+              <w:top w:val="single" w:sz="6" w:color="D9D9D9"/>
+              <w:left w:val="single" w:sz="6" w:color="D9D9D9"/>
+              <w:bottom w:val="single" w:sz="6" w:color="D9D9D9"/>
+              <w:right w:val="single" w:sz="6" w:color="D9D9D9"/>
+              <w:insideH w:val="single" w:sz="6" w:color="D9D9D9"/>
+              <w:insideV w:val="single" w:sz="6" w:color="D9D9D9"/>
+            </w:tcBorders>
             <w:tcMar>
               <w:top w:w="110" w:type="dxa"/>
-              <w:start w:w="130" w:type="dxa"/>
+              <w:start w:w="120" w:type="dxa"/>
               <w:bottom w:w="110" w:type="dxa"/>
-              <w:end w:w="130" w:type="dxa"/>
+              <w:end w:w="120" w:type="dxa"/>
             </w:tcMar>
+            <w:vAlign w:val="center"/>
           </w:tcPr>
           <w:p>
             <w:pPr>
@@ -790,7 +1089,297 @@
             </w:pPr>
             <w:r>
               <w:rPr>
-                <w:sz w:val="16"/>
+                <w:sz w:val="17"/>
+              </w:rPr>
+              <w:t>10</w:t>
+            </w:r>
+          </w:p>
+        </w:tc>
+        <w:tc>
+          <w:tcPr>
+            <w:tcW w:type="dxa" w:w="6048"/>
+            <w:tcBorders>
+              <w:top w:val="single" w:sz="6" w:color="D9D9D9"/>
+              <w:left w:val="single" w:sz="6" w:color="D9D9D9"/>
+              <w:bottom w:val="single" w:sz="6" w:color="D9D9D9"/>
+              <w:right w:val="single" w:sz="6" w:color="D9D9D9"/>
+              <w:insideH w:val="single" w:sz="6" w:color="D9D9D9"/>
+              <w:insideV w:val="single" w:sz="6" w:color="D9D9D9"/>
+            </w:tcBorders>
+            <w:tcMar>
+              <w:top w:w="110" w:type="dxa"/>
+              <w:start w:w="120" w:type="dxa"/>
+              <w:bottom w:w="110" w:type="dxa"/>
+              <w:end w:w="120" w:type="dxa"/>
+            </w:tcMar>
+            <w:vAlign w:val="center"/>
+          </w:tcPr>
+          <w:p>
+            <w:pPr>
+              <w:spacing w:after="0"/>
+            </w:pPr>
+            <w:r>
+              <w:rPr>
+                <w:sz w:val="17"/>
+              </w:rPr>
+              <w:t>Clear decision, intended audience, provenance and permission.</w:t>
+            </w:r>
+          </w:p>
+        </w:tc>
+      </w:tr>
+      <w:tr>
+        <w:tc>
+          <w:tcPr>
+            <w:tcW w:type="dxa" w:w="3024"/>
+            <w:shd w:fill="F5F8F9"/>
+            <w:tcBorders>
+              <w:top w:val="single" w:sz="6" w:color="D9D9D9"/>
+              <w:left w:val="single" w:sz="6" w:color="D9D9D9"/>
+              <w:bottom w:val="single" w:sz="6" w:color="D9D9D9"/>
+              <w:right w:val="single" w:sz="6" w:color="D9D9D9"/>
+              <w:insideH w:val="single" w:sz="6" w:color="D9D9D9"/>
+              <w:insideV w:val="single" w:sz="6" w:color="D9D9D9"/>
+            </w:tcBorders>
+            <w:tcMar>
+              <w:top w:w="110" w:type="dxa"/>
+              <w:start w:w="120" w:type="dxa"/>
+              <w:bottom w:w="110" w:type="dxa"/>
+              <w:end w:w="120" w:type="dxa"/>
+            </w:tcMar>
+            <w:vAlign w:val="center"/>
+          </w:tcPr>
+          <w:p>
+            <w:pPr>
+              <w:spacing w:after="0"/>
+            </w:pPr>
+            <w:r>
+              <w:rPr>
+                <w:sz w:val="17"/>
+              </w:rPr>
+              <w:t>Data quality and ethics</w:t>
+            </w:r>
+          </w:p>
+        </w:tc>
+        <w:tc>
+          <w:tcPr>
+            <w:tcW w:type="dxa" w:w="1080"/>
+            <w:shd w:fill="F5F8F9"/>
+            <w:tcBorders>
+              <w:top w:val="single" w:sz="6" w:color="D9D9D9"/>
+              <w:left w:val="single" w:sz="6" w:color="D9D9D9"/>
+              <w:bottom w:val="single" w:sz="6" w:color="D9D9D9"/>
+              <w:right w:val="single" w:sz="6" w:color="D9D9D9"/>
+              <w:insideH w:val="single" w:sz="6" w:color="D9D9D9"/>
+              <w:insideV w:val="single" w:sz="6" w:color="D9D9D9"/>
+            </w:tcBorders>
+            <w:tcMar>
+              <w:top w:w="110" w:type="dxa"/>
+              <w:start w:w="120" w:type="dxa"/>
+              <w:bottom w:w="110" w:type="dxa"/>
+              <w:end w:w="120" w:type="dxa"/>
+            </w:tcMar>
+            <w:vAlign w:val="center"/>
+          </w:tcPr>
+          <w:p>
+            <w:pPr>
+              <w:spacing w:after="0"/>
+            </w:pPr>
+            <w:r>
+              <w:rPr>
+                <w:sz w:val="17"/>
+              </w:rPr>
+              <w:t>20</w:t>
+            </w:r>
+          </w:p>
+        </w:tc>
+        <w:tc>
+          <w:tcPr>
+            <w:tcW w:type="dxa" w:w="6048"/>
+            <w:shd w:fill="F5F8F9"/>
+            <w:tcBorders>
+              <w:top w:val="single" w:sz="6" w:color="D9D9D9"/>
+              <w:left w:val="single" w:sz="6" w:color="D9D9D9"/>
+              <w:bottom w:val="single" w:sz="6" w:color="D9D9D9"/>
+              <w:right w:val="single" w:sz="6" w:color="D9D9D9"/>
+              <w:insideH w:val="single" w:sz="6" w:color="D9D9D9"/>
+              <w:insideV w:val="single" w:sz="6" w:color="D9D9D9"/>
+            </w:tcBorders>
+            <w:tcMar>
+              <w:top w:w="110" w:type="dxa"/>
+              <w:start w:w="120" w:type="dxa"/>
+              <w:bottom w:w="110" w:type="dxa"/>
+              <w:end w:w="120" w:type="dxa"/>
+            </w:tcMar>
+            <w:vAlign w:val="center"/>
+          </w:tcPr>
+          <w:p>
+            <w:pPr>
+              <w:spacing w:after="0"/>
+            </w:pPr>
+            <w:r>
+              <w:rPr>
+                <w:sz w:val="17"/>
+              </w:rPr>
+              <w:t>Valid checks, privacy, fairness, exclusions and limitations.</w:t>
+            </w:r>
+          </w:p>
+        </w:tc>
+      </w:tr>
+      <w:tr>
+        <w:tc>
+          <w:tcPr>
+            <w:tcW w:type="dxa" w:w="3024"/>
+            <w:tcBorders>
+              <w:top w:val="single" w:sz="6" w:color="D9D9D9"/>
+              <w:left w:val="single" w:sz="6" w:color="D9D9D9"/>
+              <w:bottom w:val="single" w:sz="6" w:color="D9D9D9"/>
+              <w:right w:val="single" w:sz="6" w:color="D9D9D9"/>
+              <w:insideH w:val="single" w:sz="6" w:color="D9D9D9"/>
+              <w:insideV w:val="single" w:sz="6" w:color="D9D9D9"/>
+            </w:tcBorders>
+            <w:tcMar>
+              <w:top w:w="110" w:type="dxa"/>
+              <w:start w:w="120" w:type="dxa"/>
+              <w:bottom w:w="110" w:type="dxa"/>
+              <w:end w:w="120" w:type="dxa"/>
+            </w:tcMar>
+            <w:vAlign w:val="center"/>
+          </w:tcPr>
+          <w:p>
+            <w:pPr>
+              <w:spacing w:after="0"/>
+            </w:pPr>
+            <w:r>
+              <w:rPr>
+                <w:sz w:val="17"/>
+              </w:rPr>
+              <w:t>Reproducible analysis</w:t>
+            </w:r>
+          </w:p>
+        </w:tc>
+        <w:tc>
+          <w:tcPr>
+            <w:tcW w:type="dxa" w:w="1080"/>
+            <w:tcBorders>
+              <w:top w:val="single" w:sz="6" w:color="D9D9D9"/>
+              <w:left w:val="single" w:sz="6" w:color="D9D9D9"/>
+              <w:bottom w:val="single" w:sz="6" w:color="D9D9D9"/>
+              <w:right w:val="single" w:sz="6" w:color="D9D9D9"/>
+              <w:insideH w:val="single" w:sz="6" w:color="D9D9D9"/>
+              <w:insideV w:val="single" w:sz="6" w:color="D9D9D9"/>
+            </w:tcBorders>
+            <w:tcMar>
+              <w:top w:w="110" w:type="dxa"/>
+              <w:start w:w="120" w:type="dxa"/>
+              <w:bottom w:w="110" w:type="dxa"/>
+              <w:end w:w="120" w:type="dxa"/>
+            </w:tcMar>
+            <w:vAlign w:val="center"/>
+          </w:tcPr>
+          <w:p>
+            <w:pPr>
+              <w:spacing w:after="0"/>
+            </w:pPr>
+            <w:r>
+              <w:rPr>
+                <w:sz w:val="17"/>
+              </w:rPr>
+              <w:t>25</w:t>
+            </w:r>
+          </w:p>
+        </w:tc>
+        <w:tc>
+          <w:tcPr>
+            <w:tcW w:type="dxa" w:w="6048"/>
+            <w:tcBorders>
+              <w:top w:val="single" w:sz="6" w:color="D9D9D9"/>
+              <w:left w:val="single" w:sz="6" w:color="D9D9D9"/>
+              <w:bottom w:val="single" w:sz="6" w:color="D9D9D9"/>
+              <w:right w:val="single" w:sz="6" w:color="D9D9D9"/>
+              <w:insideH w:val="single" w:sz="6" w:color="D9D9D9"/>
+              <w:insideV w:val="single" w:sz="6" w:color="D9D9D9"/>
+            </w:tcBorders>
+            <w:tcMar>
+              <w:top w:w="110" w:type="dxa"/>
+              <w:start w:w="120" w:type="dxa"/>
+              <w:bottom w:w="110" w:type="dxa"/>
+              <w:end w:w="120" w:type="dxa"/>
+            </w:tcMar>
+            <w:vAlign w:val="center"/>
+          </w:tcPr>
+          <w:p>
+            <w:pPr>
+              <w:spacing w:after="0"/>
+            </w:pPr>
+            <w:r>
+              <w:rPr>
+                <w:sz w:val="17"/>
+              </w:rPr>
+              <w:t>Runnable notebook, correct calculations and documented cleaning.</w:t>
+            </w:r>
+          </w:p>
+        </w:tc>
+      </w:tr>
+      <w:tr>
+        <w:tc>
+          <w:tcPr>
+            <w:tcW w:type="dxa" w:w="3024"/>
+            <w:shd w:fill="F5F8F9"/>
+            <w:tcBorders>
+              <w:top w:val="single" w:sz="6" w:color="D9D9D9"/>
+              <w:left w:val="single" w:sz="6" w:color="D9D9D9"/>
+              <w:bottom w:val="single" w:sz="6" w:color="D9D9D9"/>
+              <w:right w:val="single" w:sz="6" w:color="D9D9D9"/>
+              <w:insideH w:val="single" w:sz="6" w:color="D9D9D9"/>
+              <w:insideV w:val="single" w:sz="6" w:color="D9D9D9"/>
+            </w:tcBorders>
+            <w:tcMar>
+              <w:top w:w="110" w:type="dxa"/>
+              <w:start w:w="120" w:type="dxa"/>
+              <w:bottom w:w="110" w:type="dxa"/>
+              <w:end w:w="120" w:type="dxa"/>
+            </w:tcMar>
+            <w:vAlign w:val="center"/>
+          </w:tcPr>
+          <w:p>
+            <w:pPr>
+              <w:spacing w:after="0"/>
+            </w:pPr>
+            <w:r>
+              <w:rPr>
+                <w:sz w:val="17"/>
+              </w:rPr>
+              <w:t>Visual and interpretation</w:t>
+            </w:r>
+          </w:p>
+        </w:tc>
+        <w:tc>
+          <w:tcPr>
+            <w:tcW w:type="dxa" w:w="1080"/>
+            <w:shd w:fill="F5F8F9"/>
+            <w:tcBorders>
+              <w:top w:val="single" w:sz="6" w:color="D9D9D9"/>
+              <w:left w:val="single" w:sz="6" w:color="D9D9D9"/>
+              <w:bottom w:val="single" w:sz="6" w:color="D9D9D9"/>
+              <w:right w:val="single" w:sz="6" w:color="D9D9D9"/>
+              <w:insideH w:val="single" w:sz="6" w:color="D9D9D9"/>
+              <w:insideV w:val="single" w:sz="6" w:color="D9D9D9"/>
+            </w:tcBorders>
+            <w:tcMar>
+              <w:top w:w="110" w:type="dxa"/>
+              <w:start w:w="120" w:type="dxa"/>
+              <w:bottom w:w="110" w:type="dxa"/>
+              <w:end w:w="120" w:type="dxa"/>
+            </w:tcMar>
+            <w:vAlign w:val="center"/>
+          </w:tcPr>
+          <w:p>
+            <w:pPr>
+              <w:spacing w:after="0"/>
+            </w:pPr>
+            <w:r>
+              <w:rPr>
+                <w:sz w:val="17"/>
               </w:rPr>
               <w:t>15</w:t>
             </w:r>
@@ -798,14 +1387,23 @@
         </w:tc>
         <w:tc>
           <w:tcPr>
-            <w:tcW w:type="dxa" w:w="5102"/>
-            <w:shd w:fill="FFFFFF"/>
+            <w:tcW w:type="dxa" w:w="6048"/>
+            <w:shd w:fill="F5F8F9"/>
+            <w:tcBorders>
+              <w:top w:val="single" w:sz="6" w:color="D9D9D9"/>
+              <w:left w:val="single" w:sz="6" w:color="D9D9D9"/>
+              <w:bottom w:val="single" w:sz="6" w:color="D9D9D9"/>
+              <w:right w:val="single" w:sz="6" w:color="D9D9D9"/>
+              <w:insideH w:val="single" w:sz="6" w:color="D9D9D9"/>
+              <w:insideV w:val="single" w:sz="6" w:color="D9D9D9"/>
+            </w:tcBorders>
             <w:tcMar>
               <w:top w:w="110" w:type="dxa"/>
-              <w:start w:w="130" w:type="dxa"/>
+              <w:start w:w="120" w:type="dxa"/>
               <w:bottom w:w="110" w:type="dxa"/>
-              <w:end w:w="130" w:type="dxa"/>
+              <w:end w:w="120" w:type="dxa"/>
             </w:tcMar>
+            <w:vAlign w:val="center"/>
           </w:tcPr>
           <w:p>
             <w:pPr>
@@ -813,9 +1411,9 @@
             </w:pPr>
             <w:r>
               <w:rPr>
-                <w:sz w:val="16"/>
+                <w:sz w:val="17"/>
               </w:rPr>
-              <w:t>Clear decision need; traceable source; appropriate permission and definitions.</w:t>
+              <w:t>Accessible display and accurate non causal interpretation.</w:t>
             </w:r>
           </w:p>
         </w:tc>
@@ -823,14 +1421,22 @@
       <w:tr>
         <w:tc>
           <w:tcPr>
-            <w:tcW w:type="dxa" w:w="2835"/>
-            <w:shd w:fill="F4F8FA"/>
+            <w:tcW w:type="dxa" w:w="3024"/>
+            <w:tcBorders>
+              <w:top w:val="single" w:sz="6" w:color="D9D9D9"/>
+              <w:left w:val="single" w:sz="6" w:color="D9D9D9"/>
+              <w:bottom w:val="single" w:sz="6" w:color="D9D9D9"/>
+              <w:right w:val="single" w:sz="6" w:color="D9D9D9"/>
+              <w:insideH w:val="single" w:sz="6" w:color="D9D9D9"/>
+              <w:insideV w:val="single" w:sz="6" w:color="D9D9D9"/>
+            </w:tcBorders>
             <w:tcMar>
               <w:top w:w="110" w:type="dxa"/>
-              <w:start w:w="130" w:type="dxa"/>
+              <w:start w:w="120" w:type="dxa"/>
               <w:bottom w:w="110" w:type="dxa"/>
-              <w:end w:w="130" w:type="dxa"/>
+              <w:end w:w="120" w:type="dxa"/>
             </w:tcMar>
+            <w:vAlign w:val="center"/>
           </w:tcPr>
           <w:p>
             <w:pPr>
@@ -838,22 +1444,30 @@
             </w:pPr>
             <w:r>
               <w:rPr>
-                <w:sz w:val="16"/>
+                <w:sz w:val="17"/>
               </w:rPr>
-              <w:t>Inspection and cleaning</w:t>
+              <w:t>Recommendation</w:t>
             </w:r>
           </w:p>
         </w:tc>
         <w:tc>
           <w:tcPr>
-            <w:tcW w:type="dxa" w:w="1020"/>
-            <w:shd w:fill="F4F8FA"/>
+            <w:tcW w:type="dxa" w:w="1080"/>
+            <w:tcBorders>
+              <w:top w:val="single" w:sz="6" w:color="D9D9D9"/>
+              <w:left w:val="single" w:sz="6" w:color="D9D9D9"/>
+              <w:bottom w:val="single" w:sz="6" w:color="D9D9D9"/>
+              <w:right w:val="single" w:sz="6" w:color="D9D9D9"/>
+              <w:insideH w:val="single" w:sz="6" w:color="D9D9D9"/>
+              <w:insideV w:val="single" w:sz="6" w:color="D9D9D9"/>
+            </w:tcBorders>
             <w:tcMar>
               <w:top w:w="110" w:type="dxa"/>
-              <w:start w:w="130" w:type="dxa"/>
+              <w:start w:w="120" w:type="dxa"/>
               <w:bottom w:w="110" w:type="dxa"/>
-              <w:end w:w="130" w:type="dxa"/>
+              <w:end w:w="120" w:type="dxa"/>
             </w:tcMar>
+            <w:vAlign w:val="center"/>
           </w:tcPr>
           <w:p>
             <w:pPr>
@@ -861,22 +1475,30 @@
             </w:pPr>
             <w:r>
               <w:rPr>
-                <w:sz w:val="16"/>
+                <w:sz w:val="17"/>
               </w:rPr>
-              <w:t>20</w:t>
+              <w:t>15</w:t>
             </w:r>
           </w:p>
         </w:tc>
         <w:tc>
           <w:tcPr>
-            <w:tcW w:type="dxa" w:w="5102"/>
-            <w:shd w:fill="F4F8FA"/>
+            <w:tcW w:type="dxa" w:w="6048"/>
+            <w:tcBorders>
+              <w:top w:val="single" w:sz="6" w:color="D9D9D9"/>
+              <w:left w:val="single" w:sz="6" w:color="D9D9D9"/>
+              <w:bottom w:val="single" w:sz="6" w:color="D9D9D9"/>
+              <w:right w:val="single" w:sz="6" w:color="D9D9D9"/>
+              <w:insideH w:val="single" w:sz="6" w:color="D9D9D9"/>
+              <w:insideV w:val="single" w:sz="6" w:color="D9D9D9"/>
+            </w:tcBorders>
             <w:tcMar>
               <w:top w:w="110" w:type="dxa"/>
-              <w:start w:w="130" w:type="dxa"/>
+              <w:start w:w="120" w:type="dxa"/>
               <w:bottom w:w="110" w:type="dxa"/>
-              <w:end w:w="130" w:type="dxa"/>
+              <w:end w:w="120" w:type="dxa"/>
             </w:tcMar>
+            <w:vAlign w:val="center"/>
           </w:tcPr>
           <w:p>
             <w:pPr>
@@ -884,9 +1506,9 @@
             </w:pPr>
             <w:r>
               <w:rPr>
-                <w:sz w:val="16"/>
+                <w:sz w:val="17"/>
               </w:rPr>
-              <w:t>Systematic checks, transparent decisions and preserved original data.</w:t>
+              <w:t>Proportionate action supported by the evidence and uncertainty.</w:t>
             </w:r>
           </w:p>
         </w:tc>
@@ -894,14 +1516,23 @@
       <w:tr>
         <w:tc>
           <w:tcPr>
-            <w:tcW w:type="dxa" w:w="2835"/>
-            <w:shd w:fill="FFFFFF"/>
+            <w:tcW w:type="dxa" w:w="3024"/>
+            <w:shd w:fill="F5F8F9"/>
+            <w:tcBorders>
+              <w:top w:val="single" w:sz="6" w:color="D9D9D9"/>
+              <w:left w:val="single" w:sz="6" w:color="D9D9D9"/>
+              <w:bottom w:val="single" w:sz="6" w:color="D9D9D9"/>
+              <w:right w:val="single" w:sz="6" w:color="D9D9D9"/>
+              <w:insideH w:val="single" w:sz="6" w:color="D9D9D9"/>
+              <w:insideV w:val="single" w:sz="6" w:color="D9D9D9"/>
+            </w:tcBorders>
             <w:tcMar>
               <w:top w:w="110" w:type="dxa"/>
-              <w:start w:w="130" w:type="dxa"/>
+              <w:start w:w="120" w:type="dxa"/>
               <w:bottom w:w="110" w:type="dxa"/>
-              <w:end w:w="130" w:type="dxa"/>
+              <w:end w:w="120" w:type="dxa"/>
             </w:tcMar>
+            <w:vAlign w:val="center"/>
           </w:tcPr>
           <w:p>
             <w:pPr>
@@ -909,22 +1540,31 @@
             </w:pPr>
             <w:r>
               <w:rPr>
-                <w:sz w:val="16"/>
+                <w:sz w:val="17"/>
               </w:rPr>
-              <w:t>Analysis and reproducibility</w:t>
+              <w:t>Reflection and oral defence</w:t>
             </w:r>
           </w:p>
         </w:tc>
         <w:tc>
           <w:tcPr>
-            <w:tcW w:type="dxa" w:w="1020"/>
-            <w:shd w:fill="FFFFFF"/>
+            <w:tcW w:type="dxa" w:w="1080"/>
+            <w:shd w:fill="F5F8F9"/>
+            <w:tcBorders>
+              <w:top w:val="single" w:sz="6" w:color="D9D9D9"/>
+              <w:left w:val="single" w:sz="6" w:color="D9D9D9"/>
+              <w:bottom w:val="single" w:sz="6" w:color="D9D9D9"/>
+              <w:right w:val="single" w:sz="6" w:color="D9D9D9"/>
+              <w:insideH w:val="single" w:sz="6" w:color="D9D9D9"/>
+              <w:insideV w:val="single" w:sz="6" w:color="D9D9D9"/>
+            </w:tcBorders>
             <w:tcMar>
               <w:top w:w="110" w:type="dxa"/>
-              <w:start w:w="130" w:type="dxa"/>
+              <w:start w:w="120" w:type="dxa"/>
               <w:bottom w:w="110" w:type="dxa"/>
-              <w:end w:w="130" w:type="dxa"/>
+              <w:end w:w="120" w:type="dxa"/>
             </w:tcMar>
+            <w:vAlign w:val="center"/>
           </w:tcPr>
           <w:p>
             <w:pPr>
@@ -932,22 +1572,31 @@
             </w:pPr>
             <w:r>
               <w:rPr>
-                <w:sz w:val="16"/>
+                <w:sz w:val="17"/>
               </w:rPr>
-              <w:t>20</w:t>
+              <w:t>15</w:t>
             </w:r>
           </w:p>
         </w:tc>
         <w:tc>
           <w:tcPr>
-            <w:tcW w:type="dxa" w:w="5102"/>
-            <w:shd w:fill="FFFFFF"/>
+            <w:tcW w:type="dxa" w:w="6048"/>
+            <w:shd w:fill="F5F8F9"/>
+            <w:tcBorders>
+              <w:top w:val="single" w:sz="6" w:color="D9D9D9"/>
+              <w:left w:val="single" w:sz="6" w:color="D9D9D9"/>
+              <w:bottom w:val="single" w:sz="6" w:color="D9D9D9"/>
+              <w:right w:val="single" w:sz="6" w:color="D9D9D9"/>
+              <w:insideH w:val="single" w:sz="6" w:color="D9D9D9"/>
+              <w:insideV w:val="single" w:sz="6" w:color="D9D9D9"/>
+            </w:tcBorders>
             <w:tcMar>
               <w:top w:w="110" w:type="dxa"/>
-              <w:start w:w="130" w:type="dxa"/>
+              <w:start w:w="120" w:type="dxa"/>
               <w:bottom w:w="110" w:type="dxa"/>
-              <w:end w:w="130" w:type="dxa"/>
+              <w:end w:w="120" w:type="dxa"/>
             </w:tcMar>
+            <w:vAlign w:val="center"/>
           </w:tcPr>
           <w:p>
             <w:pPr>
@@ -955,293 +1604,9 @@
             </w:pPr>
             <w:r>
               <w:rPr>
-                <w:sz w:val="16"/>
+                <w:sz w:val="17"/>
               </w:rPr>
-              <w:t>Correct method; notebook runs in order; outputs are labelled and interpretable.</w:t>
-            </w:r>
-          </w:p>
-        </w:tc>
-      </w:tr>
-      <w:tr>
-        <w:tc>
-          <w:tcPr>
-            <w:tcW w:type="dxa" w:w="2835"/>
-            <w:shd w:fill="F4F8FA"/>
-            <w:tcMar>
-              <w:top w:w="110" w:type="dxa"/>
-              <w:start w:w="130" w:type="dxa"/>
-              <w:bottom w:w="110" w:type="dxa"/>
-              <w:end w:w="130" w:type="dxa"/>
-            </w:tcMar>
-          </w:tcPr>
-          <w:p>
-            <w:pPr>
-              <w:spacing w:after="0"/>
-            </w:pPr>
-            <w:r>
-              <w:rPr>
-                <w:sz w:val="16"/>
-              </w:rPr>
-              <w:t>Visualisation and interpretation</w:t>
-            </w:r>
-          </w:p>
-        </w:tc>
-        <w:tc>
-          <w:tcPr>
-            <w:tcW w:type="dxa" w:w="1020"/>
-            <w:shd w:fill="F4F8FA"/>
-            <w:tcMar>
-              <w:top w:w="110" w:type="dxa"/>
-              <w:start w:w="130" w:type="dxa"/>
-              <w:bottom w:w="110" w:type="dxa"/>
-              <w:end w:w="130" w:type="dxa"/>
-            </w:tcMar>
-          </w:tcPr>
-          <w:p>
-            <w:pPr>
-              <w:spacing w:after="0"/>
-            </w:pPr>
-            <w:r>
-              <w:rPr>
-                <w:sz w:val="16"/>
-              </w:rPr>
-              <w:t>15</w:t>
-            </w:r>
-          </w:p>
-        </w:tc>
-        <w:tc>
-          <w:tcPr>
-            <w:tcW w:type="dxa" w:w="5102"/>
-            <w:shd w:fill="F4F8FA"/>
-            <w:tcMar>
-              <w:top w:w="110" w:type="dxa"/>
-              <w:start w:w="130" w:type="dxa"/>
-              <w:bottom w:w="110" w:type="dxa"/>
-              <w:end w:w="130" w:type="dxa"/>
-            </w:tcMar>
-          </w:tcPr>
-          <w:p>
-            <w:pPr>
-              <w:spacing w:after="0"/>
-            </w:pPr>
-            <w:r>
-              <w:rPr>
-                <w:sz w:val="16"/>
-              </w:rPr>
-              <w:t>Suitable chart; accessible labelling; accurate finding and uncertainty.</w:t>
-            </w:r>
-          </w:p>
-        </w:tc>
-      </w:tr>
-      <w:tr>
-        <w:tc>
-          <w:tcPr>
-            <w:tcW w:type="dxa" w:w="2835"/>
-            <w:shd w:fill="FFFFFF"/>
-            <w:tcMar>
-              <w:top w:w="110" w:type="dxa"/>
-              <w:start w:w="130" w:type="dxa"/>
-              <w:bottom w:w="110" w:type="dxa"/>
-              <w:end w:w="130" w:type="dxa"/>
-            </w:tcMar>
-          </w:tcPr>
-          <w:p>
-            <w:pPr>
-              <w:spacing w:after="0"/>
-            </w:pPr>
-            <w:r>
-              <w:rPr>
-                <w:sz w:val="16"/>
-              </w:rPr>
-              <w:t>Recommendation and limitations</w:t>
-            </w:r>
-          </w:p>
-        </w:tc>
-        <w:tc>
-          <w:tcPr>
-            <w:tcW w:type="dxa" w:w="1020"/>
-            <w:shd w:fill="FFFFFF"/>
-            <w:tcMar>
-              <w:top w:w="110" w:type="dxa"/>
-              <w:start w:w="130" w:type="dxa"/>
-              <w:bottom w:w="110" w:type="dxa"/>
-              <w:end w:w="130" w:type="dxa"/>
-            </w:tcMar>
-          </w:tcPr>
-          <w:p>
-            <w:pPr>
-              <w:spacing w:after="0"/>
-            </w:pPr>
-            <w:r>
-              <w:rPr>
-                <w:sz w:val="16"/>
-              </w:rPr>
-              <w:t>15</w:t>
-            </w:r>
-          </w:p>
-        </w:tc>
-        <w:tc>
-          <w:tcPr>
-            <w:tcW w:type="dxa" w:w="5102"/>
-            <w:shd w:fill="FFFFFF"/>
-            <w:tcMar>
-              <w:top w:w="110" w:type="dxa"/>
-              <w:start w:w="130" w:type="dxa"/>
-              <w:bottom w:w="110" w:type="dxa"/>
-              <w:end w:w="130" w:type="dxa"/>
-            </w:tcMar>
-          </w:tcPr>
-          <w:p>
-            <w:pPr>
-              <w:spacing w:after="0"/>
-            </w:pPr>
-            <w:r>
-              <w:rPr>
-                <w:sz w:val="16"/>
-              </w:rPr>
-              <w:t>Evidence supports the action; limitations constrain the claim appropriately.</w:t>
-            </w:r>
-          </w:p>
-        </w:tc>
-      </w:tr>
-      <w:tr>
-        <w:tc>
-          <w:tcPr>
-            <w:tcW w:type="dxa" w:w="2835"/>
-            <w:shd w:fill="F4F8FA"/>
-            <w:tcMar>
-              <w:top w:w="110" w:type="dxa"/>
-              <w:start w:w="130" w:type="dxa"/>
-              <w:bottom w:w="110" w:type="dxa"/>
-              <w:end w:w="130" w:type="dxa"/>
-            </w:tcMar>
-          </w:tcPr>
-          <w:p>
-            <w:pPr>
-              <w:spacing w:after="0"/>
-            </w:pPr>
-            <w:r>
-              <w:rPr>
-                <w:sz w:val="16"/>
-              </w:rPr>
-              <w:t>Ethics, reflection and citation</w:t>
-            </w:r>
-          </w:p>
-        </w:tc>
-        <w:tc>
-          <w:tcPr>
-            <w:tcW w:type="dxa" w:w="1020"/>
-            <w:shd w:fill="F4F8FA"/>
-            <w:tcMar>
-              <w:top w:w="110" w:type="dxa"/>
-              <w:start w:w="130" w:type="dxa"/>
-              <w:bottom w:w="110" w:type="dxa"/>
-              <w:end w:w="130" w:type="dxa"/>
-            </w:tcMar>
-          </w:tcPr>
-          <w:p>
-            <w:pPr>
-              <w:spacing w:after="0"/>
-            </w:pPr>
-            <w:r>
-              <w:rPr>
-                <w:sz w:val="16"/>
-              </w:rPr>
-              <w:t>10</w:t>
-            </w:r>
-          </w:p>
-        </w:tc>
-        <w:tc>
-          <w:tcPr>
-            <w:tcW w:type="dxa" w:w="5102"/>
-            <w:shd w:fill="F4F8FA"/>
-            <w:tcMar>
-              <w:top w:w="110" w:type="dxa"/>
-              <w:start w:w="130" w:type="dxa"/>
-              <w:bottom w:w="110" w:type="dxa"/>
-              <w:end w:w="130" w:type="dxa"/>
-            </w:tcMar>
-          </w:tcPr>
-          <w:p>
-            <w:pPr>
-              <w:spacing w:after="0"/>
-            </w:pPr>
-            <w:r>
-              <w:rPr>
-                <w:sz w:val="16"/>
-              </w:rPr>
-              <w:t>Privacy, bias, consent and source use are considered and referenced.</w:t>
-            </w:r>
-          </w:p>
-        </w:tc>
-      </w:tr>
-      <w:tr>
-        <w:tc>
-          <w:tcPr>
-            <w:tcW w:type="dxa" w:w="2835"/>
-            <w:shd w:fill="FFFFFF"/>
-            <w:tcMar>
-              <w:top w:w="110" w:type="dxa"/>
-              <w:start w:w="130" w:type="dxa"/>
-              <w:bottom w:w="110" w:type="dxa"/>
-              <w:end w:w="130" w:type="dxa"/>
-            </w:tcMar>
-          </w:tcPr>
-          <w:p>
-            <w:pPr>
-              <w:spacing w:after="0"/>
-            </w:pPr>
-            <w:r>
-              <w:rPr>
-                <w:sz w:val="16"/>
-              </w:rPr>
-              <w:t>Oral defence / verification</w:t>
-            </w:r>
-          </w:p>
-        </w:tc>
-        <w:tc>
-          <w:tcPr>
-            <w:tcW w:type="dxa" w:w="1020"/>
-            <w:shd w:fill="FFFFFF"/>
-            <w:tcMar>
-              <w:top w:w="110" w:type="dxa"/>
-              <w:start w:w="130" w:type="dxa"/>
-              <w:bottom w:w="110" w:type="dxa"/>
-              <w:end w:w="130" w:type="dxa"/>
-            </w:tcMar>
-          </w:tcPr>
-          <w:p>
-            <w:pPr>
-              <w:spacing w:after="0"/>
-            </w:pPr>
-            <w:r>
-              <w:rPr>
-                <w:sz w:val="16"/>
-              </w:rPr>
-              <w:t>5</w:t>
-            </w:r>
-          </w:p>
-        </w:tc>
-        <w:tc>
-          <w:tcPr>
-            <w:tcW w:type="dxa" w:w="5102"/>
-            <w:shd w:fill="FFFFFF"/>
-            <w:tcMar>
-              <w:top w:w="110" w:type="dxa"/>
-              <w:start w:w="130" w:type="dxa"/>
-              <w:bottom w:w="110" w:type="dxa"/>
-              <w:end w:w="130" w:type="dxa"/>
-            </w:tcMar>
-          </w:tcPr>
-          <w:p>
-            <w:pPr>
-              <w:spacing w:after="0"/>
-            </w:pPr>
-            <w:r>
-              <w:rPr>
-                <w:sz w:val="16"/>
-              </w:rPr>
-              <w:t>Learner can explain key choices and respond consistently with the submission.</w:t>
+              <w:t>Honest limits, process knowledge and consistent responses.</w:t>
             </w:r>
           </w:p>
         </w:tc>
@@ -1249,165 +1614,84 @@
     </w:tbl>
     <w:p>
       <w:pPr>
-        <w:spacing w:after="0"/>
+        <w:spacing w:after="40"/>
       </w:pPr>
     </w:p>
     <w:p>
       <w:pPr>
-        <w:spacing w:before="100" w:after="140"/>
-        <w:ind w:left="85" w:right="85"/>
-        <w:shd w:fill="FFF7DD"/>
-        <w:pBdr>
-          <w:left w:val="single" w:sz="22" w:space="8" w:color="EAB83E"/>
-        </w:pBdr>
+        <w:pStyle w:val="Heading1"/>
       </w:pPr>
       <w:r>
-        <w:rPr>
-          <w:b/>
-          <w:color w:val="0B2E4F"/>
-          <w:sz w:val="20"/>
-        </w:rPr>
-        <w:t>Pass and credential rule</w:t>
-        <w:br/>
-      </w:r>
-      <w:r>
-        <w:rPr>
-          <w:sz w:val="18"/>
-        </w:rPr>
-        <w:t>A minimum assessment result of 70% is required. The UCC digital certificate is issued only when identity is verified and every activity marked required has also been completed.</w:t>
+        <w:t>Submission checklist</w:t>
       </w:r>
     </w:p>
     <w:p>
       <w:pPr>
-        <w:pStyle w:val="Heading2"/>
+        <w:pStyle w:val="ListBullet"/>
+        <w:spacing w:after="80"/>
       </w:pPr>
       <w:r>
-        <w:t>Submission instructions</w:t>
+        <w:t>[  ] Files use the prescribed names and open correctly.</w:t>
       </w:r>
     </w:p>
     <w:p>
       <w:pPr>
-        <w:spacing w:after="40"/>
-        <w:ind w:left="369" w:hanging="283"/>
+        <w:pStyle w:val="ListBullet"/>
+        <w:spacing w:after="80"/>
       </w:pPr>
       <w:r>
-        <w:rPr>
-          <w:b/>
-          <w:color w:val="177E78"/>
-        </w:rPr>
-        <w:t xml:space="preserve">1.  </w:t>
-      </w:r>
-      <w:r>
-        <w:t>Name files with your learner ID and a short project title; do not include unnecessary personal data.</w:t>
+        <w:t>[  ] The original data remains available and unchanged.</w:t>
       </w:r>
     </w:p>
     <w:p>
       <w:pPr>
-        <w:spacing w:after="40"/>
-        <w:ind w:left="369" w:hanging="283"/>
+        <w:pStyle w:val="ListBullet"/>
+        <w:spacing w:after="80"/>
       </w:pPr>
       <w:r>
-        <w:rPr>
-          <w:b/>
-          <w:color w:val="177E78"/>
-        </w:rPr>
-        <w:t xml:space="preserve">2.  </w:t>
-      </w:r>
-      <w:r>
-        <w:t>Upload the completed .ipynb and supporting evidence, or submit an authorised sharing link where enabled.</w:t>
+        <w:t>[  ] Every cleaning decision is recorded.</w:t>
       </w:r>
     </w:p>
     <w:p>
       <w:pPr>
-        <w:spacing w:after="40"/>
-        <w:ind w:left="369" w:hanging="283"/>
+        <w:pStyle w:val="ListBullet"/>
+        <w:spacing w:after="80"/>
       </w:pPr>
       <w:r>
-        <w:rPr>
-          <w:b/>
-          <w:color w:val="177E78"/>
-        </w:rPr>
-        <w:t xml:space="preserve">3.  </w:t>
-      </w:r>
-      <w:r>
-        <w:t>Check that the notebook opens, all cells run and the chart has an accessible description.</w:t>
+        <w:t>[  ] The notebook runs from start to finish.</w:t>
       </w:r>
     </w:p>
     <w:p>
       <w:pPr>
-        <w:spacing w:after="40"/>
-        <w:ind w:left="369" w:hanging="283"/>
+        <w:pStyle w:val="ListBullet"/>
+        <w:spacing w:after="80"/>
       </w:pPr>
       <w:r>
-        <w:rPr>
-          <w:b/>
-          <w:color w:val="177E78"/>
-        </w:rPr>
-        <w:t xml:space="preserve">4.  </w:t>
-      </w:r>
-      <w:r>
-        <w:t>Submit before the course deadline. Up to three assessment attempts are available unless academic approval specifies otherwise.</w:t>
+        <w:t>[  ] The chart includes a descriptive text alternative.</w:t>
       </w:r>
     </w:p>
     <w:p>
       <w:pPr>
-        <w:spacing w:after="40"/>
-        <w:ind w:left="369" w:hanging="283"/>
+        <w:pStyle w:val="ListBullet"/>
+        <w:spacing w:after="80"/>
       </w:pPr>
       <w:r>
-        <w:rPr>
-          <w:b/>
-          <w:color w:val="177E78"/>
-        </w:rPr>
-        <w:t xml:space="preserve">5.  </w:t>
-      </w:r>
-      <w:r>
-        <w:t>Keep a personal copy of every submitted file and the confirmation receipt.</w:t>
+        <w:t>[  ] The recommendation states at least two limitations.</w:t>
       </w:r>
     </w:p>
     <w:p>
       <w:pPr>
-        <w:pStyle w:val="Heading2"/>
+        <w:pStyle w:val="ListBullet"/>
+        <w:spacing w:after="80"/>
       </w:pPr>
       <w:r>
-        <w:t>Academic integrity and responsible use</w:t>
-      </w:r>
-    </w:p>
-    <w:p>
-      <w:r>
-        <w:t>You may use approved tools to support learning, but the submitted reasoning, verification and oral defence must be your own. Cite all data, code and external assistance. Do not upload confidential, personal or restricted data to public services.</w:t>
-      </w:r>
-    </w:p>
-    <w:p>
-      <w:pPr>
-        <w:spacing w:before="100" w:after="140"/>
-        <w:ind w:left="85" w:right="85"/>
-        <w:shd w:fill="E9F6F4"/>
-        <w:pBdr>
-          <w:left w:val="single" w:sz="22" w:space="8" w:color="177E78"/>
-        </w:pBdr>
-      </w:pPr>
-      <w:r>
-        <w:rPr>
-          <w:b/>
-          <w:color w:val="0B2E4F"/>
-          <w:sz w:val="20"/>
-        </w:rPr>
-        <w:t>Illustrative resource</w:t>
-        <w:br/>
-      </w:r>
-      <w:r>
-        <w:rPr>
-          <w:sz w:val="18"/>
-        </w:rPr>
-        <w:t>Your facilitator will confirm the live dataset, due date, support route and approved submission method. This file demonstrates the level of detail expected in Course Studio.</w:t>
+        <w:t>[  ] Sources, tools and assistance are acknowledged.</w:t>
       </w:r>
     </w:p>
     <w:sectPr>
-      <w:headerReference w:type="default" r:id="rId9"/>
-      <w:footerReference w:type="default" r:id="rId10"/>
-      <w:pgSz w:w="11906" w:h="16838"/>
-      <w:pgMar w:top="964" w:right="1020" w:bottom="907" w:left="1020" w:header="720" w:footer="720" w:gutter="0"/>
+      <w:footerReference w:type="default" r:id="rId9"/>
+      <w:pgSz w:w="12240" w:h="15840"/>
+      <w:pgMar w:top="1008" w:right="1037" w:bottom="936" w:left="1037" w:header="720" w:footer="720" w:gutter="0"/>
       <w:cols w:space="720"/>
       <w:docGrid w:linePitch="360"/>
     </w:sectPr>
@@ -1420,42 +1704,17 @@
   <w:p>
     <w:pPr>
       <w:pStyle w:val="Footer"/>
-      <w:jc w:val="right"/>
+      <w:jc w:val="center"/>
     </w:pPr>
     <w:r>
       <w:rPr>
-        <w:rFonts w:ascii="Aptos" w:hAnsi="Aptos"/>
-        <w:color w:val="5F7383"/>
+        <w:color w:val="68757B"/>
         <w:sz w:val="16"/>
       </w:rPr>
-      <w:t xml:space="preserve">UCC Facilitator Resource  •  </w:t>
-      <w:fldChar w:fldCharType="begin"/>
-      <w:instrText xml:space="preserve"> PAGE </w:instrText>
-      <w:fldChar w:fldCharType="end"/>
+      <w:t>University of Cape Coast  |  Applied Data Literacy Capstone Brief</w:t>
     </w:r>
   </w:p>
 </w:ftr>
-</file>
-
-<file path=word/header1.xml><?xml version="1.0" encoding="utf-8"?>
-<w:hdr xmlns:m="http://schemas.openxmlformats.org/officeDocument/2006/math" xmlns:mc="http://schemas.openxmlformats.org/markup-compatibility/2006" xmlns:mo="http://schemas.microsoft.com/office/mac/office/2008/main" xmlns:mv="urn:schemas-microsoft-com:mac:vml" xmlns:o="urn:schemas-microsoft-com:office:office" xmlns:r="http://schemas.openxmlformats.org/officeDocument/2006/relationships" xmlns:v="urn:schemas-microsoft-com:vml" xmlns:w10="urn:schemas-microsoft-com:office:word" xmlns:w14="http://schemas.microsoft.com/office/word/2010/wordml" xmlns:w="http://schemas.openxmlformats.org/wordprocessingml/2006/main" xmlns:wne="http://schemas.microsoft.com/office/word/2006/wordml" xmlns:wp14="http://schemas.microsoft.com/office/word/2010/wordprocessingDrawing" xmlns:wp="http://schemas.openxmlformats.org/drawingml/2006/wordprocessingDrawing" xmlns:wpc="http://schemas.microsoft.com/office/word/2010/wordprocessingCanvas" xmlns:wpg="http://schemas.microsoft.com/office/word/2010/wordprocessingGroup" xmlns:wpi="http://schemas.microsoft.com/office/word/2010/wordprocessingInk" xmlns:wps="http://schemas.microsoft.com/office/word/2010/wordprocessingShape" mc:Ignorable="w14 wp14">
-  <w:p>
-    <w:pPr>
-      <w:pStyle w:val="Caption"/>
-      <w:spacing w:after="0"/>
-      <w:jc w:val="left"/>
-    </w:pPr>
-    <w:r>
-      <w:rPr>
-        <w:rFonts w:ascii="Aptos" w:hAnsi="Aptos"/>
-        <w:b/>
-        <w:color w:val="177E78"/>
-        <w:sz w:val="16"/>
-      </w:rPr>
-      <w:t>UNIVERSITY OF CAPE COAST  /  MICROCREDENTIALS</w:t>
-    </w:r>
-  </w:p>
-</w:hdr>
 </file>
 
 <file path=word/numbering.xml><?xml version="1.0" encoding="utf-8"?>
@@ -1822,12 +2081,12 @@
     <w:qFormat/>
     <w:rsid w:val="00FC693F"/>
     <w:pPr>
-      <w:spacing w:after="100" w:line="259" w:lineRule="auto"/>
+      <w:spacing w:after="140" w:line="269" w:lineRule="auto"/>
     </w:pPr>
     <w:rPr>
       <w:rFonts w:ascii="Aptos" w:hAnsi="Aptos"/>
-      <w:color w:val="172A3A"/>
-      <w:sz w:val="19"/>
+      <w:color w:val="232D33"/>
+      <w:sz w:val="21"/>
     </w:rPr>
   </w:style>
   <w:style w:type="paragraph" w:styleId="Header">
@@ -1885,15 +2144,16 @@
     <w:pPr>
       <w:keepNext/>
       <w:keepLines/>
-      <w:spacing w:before="160" w:after="80"/>
+      <w:spacing w:before="320" w:after="160"/>
+      <w:ind w:left="0" w:firstLine="0"/>
       <w:outlineLvl w:val="0"/>
     </w:pPr>
     <w:rPr>
       <w:rFonts w:asciiTheme="majorHAnsi" w:eastAsiaTheme="majorEastAsia" w:hAnsiTheme="majorHAnsi" w:cstheme="majorBidi" w:ascii="Aptos Display" w:hAnsi="Aptos Display"/>
       <w:b/>
       <w:bCs/>
-      <w:color w:val="0B2E4F"/>
-      <w:sz w:val="40"/>
+      <w:color w:val="000000"/>
+      <w:sz w:val="36"/>
       <w:szCs w:val="28"/>
     </w:rPr>
   </w:style>
@@ -1909,15 +2169,16 @@
     <w:pPr>
       <w:keepNext/>
       <w:keepLines/>
-      <w:spacing w:before="160" w:after="80"/>
+      <w:spacing w:before="240" w:after="120"/>
+      <w:ind w:left="0" w:firstLine="0"/>
       <w:outlineLvl w:val="1"/>
     </w:pPr>
     <w:rPr>
       <w:rFonts w:asciiTheme="majorHAnsi" w:eastAsiaTheme="majorEastAsia" w:hAnsiTheme="majorHAnsi" w:cstheme="majorBidi" w:ascii="Aptos Display" w:hAnsi="Aptos Display"/>
       <w:b/>
       <w:bCs/>
-      <w:color w:val="177E78"/>
-      <w:sz w:val="28"/>
+      <w:color w:val="000000"/>
+      <w:sz w:val="26"/>
       <w:szCs w:val="26"/>
     </w:rPr>
   </w:style>
@@ -1933,14 +2194,15 @@
     <w:pPr>
       <w:keepNext/>
       <w:keepLines/>
-      <w:spacing w:before="160" w:after="80"/>
+      <w:spacing w:before="180" w:after="80"/>
+      <w:ind w:left="0" w:firstLine="0"/>
       <w:outlineLvl w:val="2"/>
     </w:pPr>
     <w:rPr>
       <w:rFonts w:asciiTheme="majorHAnsi" w:eastAsiaTheme="majorEastAsia" w:hAnsiTheme="majorHAnsi" w:cstheme="majorBidi" w:ascii="Aptos Display" w:hAnsi="Aptos Display"/>
       <w:b/>
       <w:bCs/>
-      <w:color w:val="0B2E4F"/>
+      <w:color w:val="000000"/>
       <w:sz w:val="22"/>
     </w:rPr>
   </w:style>
@@ -2176,16 +2438,17 @@
       <w:pBdr>
         <w:bottom w:val="single" w:sz="8" w:space="4" w:color="4F81BD" w:themeColor="accent1"/>
       </w:pBdr>
-      <w:spacing w:after="80" w:line="240" w:lineRule="auto" w:before="0"/>
+      <w:spacing w:after="280" w:line="240" w:lineRule="auto" w:before="0"/>
+      <w:ind w:left="0" w:firstLine="0"/>
       <w:contextualSpacing/>
     </w:pPr>
     <w:rPr>
       <w:rFonts w:asciiTheme="majorHAnsi" w:eastAsiaTheme="majorEastAsia" w:hAnsiTheme="majorHAnsi" w:cstheme="majorBidi" w:ascii="Aptos Display" w:hAnsi="Aptos Display"/>
       <w:b/>
-      <w:color w:val="0B2E4F"/>
+      <w:color w:val="000000"/>
       <w:spacing w:val="5"/>
       <w:kern w:val="28"/>
-      <w:sz w:val="56"/>
+      <w:sz w:val="50"/>
       <w:szCs w:val="52"/>
     </w:rPr>
   </w:style>
